--- a/actividad-1-diagnostico/Actividad1_Diagnostico_Sashida_Kenji.docx
+++ b/actividad-1-diagnostico/Actividad1_Diagnostico_Sashida_Kenji.docx
@@ -12,7 +12,7 @@
           <w:b/>
           <w:sz w:val="32"/>
         </w:rPr>
-        <w:t xml:space="preserve">Actividad 1. Diagnóstico del reto analítico y respuesta a la pregunta detonante</w:t>
+        <w:t xml:space="preserve">Diagnóstico del reto analítico y respuesta a la pregunta detonante</w:t>
       </w:r>
     </w:p>
     <w:p>
@@ -24,7 +24,7 @@
         <w:rPr>
           <w:sz w:val="24"/>
         </w:rPr>
-        <w:t xml:space="preserve">Caso: Predicciones bajo presión: el desafío analítico de Lumina Datos Operativos</w:t>
+        <w:t xml:space="preserve">Avance: 1</w:t>
       </w:r>
     </w:p>
     <w:p>
@@ -36,7 +36,7 @@
         <w:rPr>
           <w:sz w:val="24"/>
         </w:rPr>
-        <w:t xml:space="preserve">Programa: Maestría en Inteligencia Artificial</w:t>
+        <w:t xml:space="preserve">Caso: Predicciones bajo presión: el desafío analítico de Lúmina Datos Operativos</w:t>
       </w:r>
     </w:p>
     <w:p>
@@ -48,7 +48,7 @@
         <w:rPr>
           <w:sz w:val="24"/>
         </w:rPr>
-        <w:t xml:space="preserve">Curso: Programación para la Inteligencia Artificial (Certificación)</w:t>
+        <w:t xml:space="preserve">Programa: Maestría en Inteligencia Artificial</w:t>
       </w:r>
     </w:p>
     <w:p>
@@ -60,7 +60,7 @@
         <w:rPr>
           <w:sz w:val="24"/>
         </w:rPr>
-        <w:t xml:space="preserve">Alumno: Kenji Octavio Sashida Goujon</w:t>
+        <w:t xml:space="preserve">Curso: Programación para la Inteligencia Artificial (Certificación)</w:t>
       </w:r>
     </w:p>
     <w:p>
@@ -72,7 +72,7 @@
         <w:rPr>
           <w:sz w:val="24"/>
         </w:rPr>
-        <w:t xml:space="preserve">Matrícula: AL07340721</w:t>
+        <w:t xml:space="preserve">Alumno: Kenji Octavio Sashida Goujon</w:t>
       </w:r>
     </w:p>
     <w:p>
@@ -84,7 +84,7 @@
         <w:rPr>
           <w:sz w:val="24"/>
         </w:rPr>
-        <w:t xml:space="preserve">Profesor: [Nombre del profesor]</w:t>
+        <w:t xml:space="preserve">Matrícula: AL07340721</w:t>
       </w:r>
     </w:p>
     <w:p>
@@ -96,7 +96,19 @@
         <w:rPr>
           <w:sz w:val="24"/>
         </w:rPr>
-        <w:t xml:space="preserve">Fecha de entrega: 24 de octubre de 2026 (Avance 1)</w:t>
+        <w:t xml:space="preserve">Profesor: [Nombre del profesor]</w:t>
+      </w:r>
+    </w:p>
+    <w:p>
+      <w:pPr>
+        <w:jc w:val="center"/>
+        <w:spacing w:before="0" w:after="120" w:line="360" w:lineRule="auto"/>
+      </w:pPr>
+      <w:r>
+        <w:rPr>
+          <w:sz w:val="24"/>
+        </w:rPr>
+        <w:t xml:space="preserve">Fecha de entrega: [Fecha de entrega]</w:t>
       </w:r>
     </w:p>
     <w:p>
@@ -110,7 +122,7 @@
         <w:pStyle w:val="Heading2"/>
       </w:pPr>
       <w:r>
-        <w:t xml:space="preserve">1. Introducción</w:t>
+        <w:t xml:space="preserve">Introducción</w:t>
       </w:r>
     </w:p>
     <w:p>
@@ -118,7 +130,23 @@
         <w:pStyle w:val="FirstParagraph"/>
       </w:pPr>
       <w:r>
-        <w:t xml:space="preserve">Muchas organizaciones ya tienen datos, pero eso no basta para tomar buenas decisiones. Las empresas medianas en particular suelen tener información de ventas, inventarios y clientes que está dispersa, es inconsistente o se analiza de forma manual. Con eso pueden explicar lo que ya pasó, pero no anticipar lo que va a pasar.</w:t>
+        <w:t xml:space="preserve">Este documento es el primer avance del proyecto y se desarrolla con la metodología de aprendizaje basado en proyectos. Para elaborarlo asumí el papel de un consultor analítico que, antes de proponer una solución técnica, necesita comprender a fondo una necesidad real de negocio. Trabajé con el caso práctico que proporciona el curso,</w:t>
+      </w:r>
+      <w:r>
+        <w:t xml:space="preserve"> </w:t>
+      </w:r>
+      <w:r>
+        <w:rPr>
+          <w:iCs/>
+          <w:i/>
+        </w:rPr>
+        <w:t xml:space="preserve">Predicciones bajo presión: el desafío analítico de Lúmina Datos Operativos</w:t>
+      </w:r>
+      <w:r>
+        <w:t xml:space="preserve"> </w:t>
+      </w:r>
+      <w:r>
+        <w:t xml:space="preserve">(Universidad Tecmilenio, s. f.).</w:t>
       </w:r>
     </w:p>
     <w:p>
@@ -126,17 +154,17 @@
         <w:pStyle w:val="BodyText"/>
       </w:pPr>
       <w:r>
-        <w:t xml:space="preserve">Este informe es el primer avance del proyecto, desarrollado con la metodología de aprendizaje basado en proyectos. Asumo el papel de un consultor analítico que debe entender una necesidad real de negocio antes de proponer una solución técnica. El objetivo es diagnosticar el caso de Lumina Datos Operativos: describir su contexto, identificar las necesidades de los actores, delimitar la problemática central y señalar las oportunidades de mejora en el uso de datos, la programación en Python y el análisis predictivo. Al final se da una primera respuesta a la pregunta detonante del reto.</w:t>
+        <w:t xml:space="preserve">Primero respondo de forma argumentada la pregunta detonante del proyecto. Después analizo el caso: su contexto, los datos disponibles, las necesidades, el problema principal, sus consecuencias, los usuarios involucrados y las oportunidades de mejora. Con ese análisis delimito la problemática, justifico su relevancia y presento la evidencia de mi trabajo. Al final incluyo una nota metodológica sobre las herramientas que utilicé.</w:t>
       </w:r>
     </w:p>
     <w:bookmarkEnd w:id="20"/>
-    <w:bookmarkStart w:id="21" w:name="contexto-de-la-organización"/>
+    <w:bookmarkStart w:id="21" w:name="selección-del-caso"/>
     <w:p>
       <w:pPr>
         <w:pStyle w:val="Heading2"/>
       </w:pPr>
       <w:r>
-        <w:t xml:space="preserve">2. Contexto de la organización</w:t>
+        <w:t xml:space="preserve">1. Selección del caso</w:t>
       </w:r>
     </w:p>
     <w:p>
@@ -144,23 +172,306 @@
         <w:pStyle w:val="FirstParagraph"/>
       </w:pPr>
       <w:r>
-        <w:t xml:space="preserve">Lumina Datos Operativos es una firma mexicana de consultoría analítica. Ayuda a empresas medianas a interpretar su información comercial, operativa y de clientes. En sus primeros años se dedicó a hacer</w:t>
-      </w:r>
-      <w:r>
-        <w:t xml:space="preserve"> </w:t>
-      </w:r>
+        <w:t xml:space="preserve">Elegí el caso práctico que proporciona el curso porque plantea una necesidad real y bien acotada. Una consultora analítica tiene que pasar de reportes descriptivos a análisis predictivos con datos desordenados, y está bajo la presión de no perder a un cliente clave. El caso abarca todas las etapas que el proyecto desarrollará a lo largo del curso: limpieza de datos, modularidad, visualización, preprocesamiento, modelado y evaluación.</w:t>
+      </w:r>
+    </w:p>
+    <w:bookmarkEnd w:id="21"/>
+    <w:bookmarkStart w:id="22" w:name="X7ec52570fb68ffc93f595c290f79978e38d5764"/>
+    <w:p>
+      <w:pPr>
+        <w:pStyle w:val="Heading2"/>
+      </w:pPr>
+      <w:r>
+        <w:t xml:space="preserve">2. Respuesta argumentada a la pregunta detonante</w:t>
+      </w:r>
+    </w:p>
+    <w:p>
+      <w:pPr>
+        <w:pStyle w:val="BlockText"/>
+      </w:pPr>
       <w:r>
         <w:rPr>
           <w:bCs/>
           <w:b/>
         </w:rPr>
+        <w:t xml:space="preserve">¿Cómo puede un framework modular de machine learning en Python transformar datos empresariales desordenados en análisis predictivos confiables para apoyar decisiones estratégicas?</w:t>
+      </w:r>
+    </w:p>
+    <w:p>
+      <w:pPr>
+        <w:pStyle w:val="FirstParagraph"/>
+      </w:pPr>
+      <w:r>
+        <w:t xml:space="preserve">Un framework modular de machine learning en Python transforma datos desordenados en análisis confiables porque</w:t>
+      </w:r>
+      <w:r>
+        <w:t xml:space="preserve"> </w:t>
+      </w:r>
+      <w:r>
+        <w:rPr>
+          <w:bCs/>
+          <w:b/>
+        </w:rPr>
+        <w:t xml:space="preserve">convierte un trabajo artesanal, que depende de cada persona, en un proceso estandarizado, verificable y repetible</w:t>
+      </w:r>
+      <w:r>
+        <w:t xml:space="preserve">. El problema de Lúmina no es la falta de datos ni de talento. El problema es que cada analista los procesa a su manera, y por eso los resultados no se pueden comparar, repetir ni explicar. Una solución modular ataca esa raíz.</w:t>
+      </w:r>
+    </w:p>
+    <w:p>
+      <w:pPr>
+        <w:pStyle w:val="BodyText"/>
+      </w:pPr>
+      <w:r>
+        <w:rPr>
+          <w:bCs/>
+          <w:b/>
+        </w:rPr>
+        <w:t xml:space="preserve">¿Por qué una solución modular aporta valor?</w:t>
+      </w:r>
+      <w:r>
+        <w:t xml:space="preserve"> </w:t>
+      </w:r>
+      <w:r>
+        <w:t xml:space="preserve">Un framework modular divide el flujo de trabajo en piezas independientes, cada una con una sola responsabilidad: cargar, limpiar, explorar, preprocesar, modelar, evaluar y reportar. Cada pieza se construye una vez, se prueba y se reutiliza en todos los proyectos. Esto aporta valor a la organización por tres razones:</w:t>
+      </w:r>
+    </w:p>
+    <w:p>
+      <w:pPr>
+        <w:numPr>
+          <w:ilvl w:val="0"/>
+          <w:numId w:val="1001"/>
+        </w:numPr>
+        <w:pStyle w:val="Compact"/>
+      </w:pPr>
+      <w:r>
+        <w:rPr>
+          <w:bCs/>
+          <w:b/>
+        </w:rPr>
+        <w:t xml:space="preserve">Reduce la improvisación.</w:t>
+      </w:r>
+      <w:r>
+        <w:t xml:space="preserve"> </w:t>
+      </w:r>
+      <w:r>
+        <w:t xml:space="preserve">Los analistas ya no reescriben el mismo código para cada cliente; usan componentes probados.</w:t>
+      </w:r>
+    </w:p>
+    <w:p>
+      <w:pPr>
+        <w:numPr>
+          <w:ilvl w:val="0"/>
+          <w:numId w:val="1001"/>
+        </w:numPr>
+        <w:pStyle w:val="Compact"/>
+      </w:pPr>
+      <w:r>
+        <w:rPr>
+          <w:bCs/>
+          <w:b/>
+        </w:rPr>
+        <w:t xml:space="preserve">Permite mejorar por partes.</w:t>
+      </w:r>
+      <w:r>
+        <w:t xml:space="preserve"> </w:t>
+      </w:r>
+      <w:r>
+        <w:t xml:space="preserve">Si aparece un mejor método para tratar los valores atípicos, se actualiza solo el módulo de limpieza y todo el flujo se beneficia sin tocar lo demás.</w:t>
+      </w:r>
+    </w:p>
+    <w:p>
+      <w:pPr>
+        <w:numPr>
+          <w:ilvl w:val="0"/>
+          <w:numId w:val="1001"/>
+        </w:numPr>
+        <w:pStyle w:val="Compact"/>
+      </w:pPr>
+      <w:r>
+        <w:rPr>
+          <w:bCs/>
+          <w:b/>
+        </w:rPr>
+        <w:t xml:space="preserve">Facilita el trabajo en equipo.</w:t>
+      </w:r>
+      <w:r>
+        <w:t xml:space="preserve"> </w:t>
+      </w:r>
+      <w:r>
+        <w:t xml:space="preserve">Todos los analistas hablan el mismo</w:t>
+      </w:r>
+      <w:r>
+        <w:t xml:space="preserve"> </w:t>
+      </w:r>
+      <w:r>
+        <w:t xml:space="preserve">“</w:t>
+      </w:r>
+      <w:r>
+        <w:t xml:space="preserve">idioma técnico</w:t>
+      </w:r>
+      <w:r>
+        <w:t xml:space="preserve">”</w:t>
+      </w:r>
+      <w:r>
+        <w:t xml:space="preserve">, y un nuevo integrante puede incorporarse siguiendo un flujo documentado.</w:t>
+      </w:r>
+    </w:p>
+    <w:p>
+      <w:pPr>
+        <w:pStyle w:val="FirstParagraph"/>
+      </w:pPr>
+      <w:r>
+        <w:rPr>
+          <w:bCs/>
+          <w:b/>
+        </w:rPr>
+        <w:t xml:space="preserve">Trazabilidad.</w:t>
+      </w:r>
+      <w:r>
+        <w:t xml:space="preserve"> </w:t>
+      </w:r>
+      <w:r>
+        <w:t xml:space="preserve">En un flujo modular, cada transformación de los datos ocurre en una función identificable, con parámetros explícitos. Así se puede reconstruir el camino completo: qué datos entraron, cómo se limpiaron, qué registros se eliminaron o imputaron, qué variables se crearon y con qué modelo se generó cada predicción. Cuando Red Comercial Boreal pregunte por qué el modelo recomendó cierta cantidad de inventario, Lúmina podrá responder con evidencia en lugar de suposiciones.</w:t>
+      </w:r>
+    </w:p>
+    <w:p>
+      <w:pPr>
+        <w:pStyle w:val="BodyText"/>
+      </w:pPr>
+      <w:r>
+        <w:rPr>
+          <w:bCs/>
+          <w:b/>
+        </w:rPr>
+        <w:t xml:space="preserve">Reproducibilidad.</w:t>
+      </w:r>
+      <w:r>
+        <w:t xml:space="preserve"> </w:t>
+      </w:r>
+      <w:r>
+        <w:t xml:space="preserve">Si cualquier analista ejecuta el mismo flujo con los mismos datos y la misma configuración, debe obtener el mismo resultado. Eso es justo lo que hoy falta en Lúmina. Las funciones y clases reutilizables, las semillas aleatorias fijas y la separación ordenada de los datos de entrenamiento y de prueba hacen que un resultado deje de depender de quién lo produjo. La reproducibilidad también permite detectar cuando un modelo funciona bien en un conjunto de datos pero falla en otro, porque la evaluación se aplica siempre con los mismos criterios.</w:t>
+      </w:r>
+    </w:p>
+    <w:p>
+      <w:pPr>
+        <w:pStyle w:val="BodyText"/>
+      </w:pPr>
+      <w:r>
+        <w:rPr>
+          <w:bCs/>
+          <w:b/>
+        </w:rPr>
+        <w:t xml:space="preserve">Interpretación.</w:t>
+      </w:r>
+      <w:r>
+        <w:t xml:space="preserve"> </w:t>
+      </w:r>
+      <w:r>
+        <w:t xml:space="preserve">Un módulo de visualización y reporte con formatos estandarizados presenta los resultados siempre de la misma manera. Eso hace más fácil que las personas de negocio los entiendan y que se puedan comparar entre periodos o productos. El framework puede generar dos salidas a partir del mismo análisis: una técnica, con métricas y diagnósticos del modelo, y otra ejecutiva, que traduce esas métricas a lenguaje de negocio, como productos en riesgo de desabasto o sucursales con exceso de inventario.</w:t>
+      </w:r>
+    </w:p>
+    <w:p>
+      <w:pPr>
+        <w:pStyle w:val="BodyText"/>
+      </w:pPr>
+      <w:r>
+        <w:rPr>
+          <w:bCs/>
+          <w:b/>
+        </w:rPr>
+        <w:t xml:space="preserve">Utilidad.</w:t>
+      </w:r>
+      <w:r>
+        <w:t xml:space="preserve"> </w:t>
+      </w:r>
+      <w:r>
+        <w:t xml:space="preserve">La confiabilidad no significa predicciones perfectas; el propio caso aclara que esa no es la prioridad. Significa que las predicciones tienen un margen de error conocido, se validaron con criterios estadísticos y se pueden usar para decidir. Un framework que integra la validación cruzada y la comparación entre modelos permite elegir la mejor alternativa con evidencia y comunicar con honestidad qué tan seguras son sus predicciones. Así, el análisis deja de ser un reporte técnico y se convierte en una herramienta para decidir qué productos priorizar, qué segmentos atender y cómo planear las campañas (Provost y Fawcett, 2013).</w:t>
+      </w:r>
+    </w:p>
+    <w:p>
+      <w:pPr>
+        <w:pStyle w:val="BodyText"/>
+      </w:pPr>
+      <w:r>
+        <w:t xml:space="preserve">En síntesis, el framework modular no hace</w:t>
+      </w:r>
+      <w:r>
+        <w:t xml:space="preserve"> </w:t>
+      </w:r>
+      <w:r>
+        <w:t xml:space="preserve">“</w:t>
+      </w:r>
+      <w:r>
+        <w:t xml:space="preserve">magia</w:t>
+      </w:r>
+      <w:r>
+        <w:t xml:space="preserve">”</w:t>
+      </w:r>
+      <w:r>
+        <w:t xml:space="preserve"> </w:t>
+      </w:r>
+      <w:r>
+        <w:t xml:space="preserve">con los datos. Impone</w:t>
+      </w:r>
+      <w:r>
+        <w:t xml:space="preserve"> </w:t>
+      </w:r>
+      <w:r>
+        <w:rPr>
+          <w:bCs/>
+          <w:b/>
+        </w:rPr>
+        <w:t xml:space="preserve">orden, rigor y claridad</w:t>
+      </w:r>
+      <w:r>
+        <w:t xml:space="preserve"> </w:t>
+      </w:r>
+      <w:r>
+        <w:t xml:space="preserve">en cada etapa del análisis, y esa disciplina es la que convierte los datos desordenados en información confiable para decisiones estratégicas.</w:t>
+      </w:r>
+    </w:p>
+    <w:bookmarkEnd w:id="22"/>
+    <w:bookmarkStart w:id="30" w:name="análisis-del-caso"/>
+    <w:p>
+      <w:pPr>
+        <w:pStyle w:val="Heading2"/>
+      </w:pPr>
+      <w:r>
+        <w:t xml:space="preserve">3. Análisis del caso</w:t>
+      </w:r>
+    </w:p>
+    <w:bookmarkStart w:id="23" w:name="contexto-general-de-la-organización"/>
+    <w:p>
+      <w:pPr>
+        <w:pStyle w:val="Heading3"/>
+      </w:pPr>
+      <w:r>
+        <w:t xml:space="preserve">3.1 Contexto general de la organización</w:t>
+      </w:r>
+    </w:p>
+    <w:p>
+      <w:pPr>
+        <w:pStyle w:val="FirstParagraph"/>
+      </w:pPr>
+      <w:r>
+        <w:t xml:space="preserve">Lúmina Datos Operativos es una firma mexicana de consultoría analítica. Apoya a empresas medianas en la interpretación de su información comercial, operativa y de clientes. En sus primeros años se dedicó a hacer</w:t>
+      </w:r>
+      <w:r>
+        <w:t xml:space="preserve"> </w:t>
+      </w:r>
+      <w:r>
+        <w:rPr>
+          <w:bCs/>
+          <w:b/>
+        </w:rPr>
         <w:t xml:space="preserve">reportes descriptivos</w:t>
       </w:r>
       <w:r>
         <w:t xml:space="preserve"> </w:t>
       </w:r>
       <w:r>
-        <w:t xml:space="preserve">con hojas de cálculo, datos históricos y análisis manuales. Ese modelo funcionaba mientras los clientes solo querían saber</w:t>
+        <w:t xml:space="preserve">con hojas de cálculo, bases de datos históricas y análisis manuales. Ese enfoque era suficiente cuando los clientes solo querían explicar</w:t>
       </w:r>
       <w:r>
         <w:t xml:space="preserve"> </w:t>
@@ -184,7 +495,7 @@
         <w:pStyle w:val="BodyText"/>
       </w:pPr>
       <w:r>
-        <w:t xml:space="preserve">El mercado cambió. Ahora los clientes preguntan</w:t>
+        <w:t xml:space="preserve">El mercado cambió. Ahora las empresas quieren saber</w:t>
       </w:r>
       <w:r>
         <w:t xml:space="preserve"> </w:t>
@@ -210,13 +521,13 @@
           <w:iCs/>
           <w:i/>
         </w:rPr>
-        <w:t xml:space="preserve">qué decisiones conviene tomar</w:t>
-      </w:r>
-      <w:r>
-        <w:t xml:space="preserve"> </w:t>
-      </w:r>
-      <w:r>
-        <w:t xml:space="preserve">antes de que un problema salga caro. En términos de madurez analítica, esto es pasar de la analítica descriptiva a la</w:t>
+        <w:t xml:space="preserve">qué decisiones deberían tomar</w:t>
+      </w:r>
+      <w:r>
+        <w:t xml:space="preserve"> </w:t>
+      </w:r>
+      <w:r>
+        <w:t xml:space="preserve">antes de que un problema salga caro. Lúmina tiene que dar el salto de la analítica descriptiva a la</w:t>
       </w:r>
       <w:r>
         <w:t xml:space="preserve"> </w:t>
@@ -226,13 +537,13 @@
           <w:bCs/>
           <w:b/>
         </w:rPr>
-        <w:t xml:space="preserve">predictiva y prescriptiva</w:t>
-      </w:r>
-      <w:r>
-        <w:t xml:space="preserve"> </w:t>
-      </w:r>
-      <w:r>
-        <w:t xml:space="preserve">(Davenport y Harris, 2017).</w:t>
+        <w:t xml:space="preserve">analítica predictiva</w:t>
+      </w:r>
+      <w:r>
+        <w:t xml:space="preserve"> </w:t>
+      </w:r>
+      <w:r>
+        <w:t xml:space="preserve">(Davenport y Harris, 2017), y no tiene los procesos ni las herramientas para hacerlo de forma sólida.</w:t>
       </w:r>
     </w:p>
     <w:p>
@@ -253,70 +564,17 @@
         <w:t xml:space="preserve">Red Comercial Boreal</w:t>
       </w:r>
       <w:r>
-        <w:t xml:space="preserve">, una cadena regional de tiendas y uno de los clientes principales de Lumina. Boreal reportó diferencias importantes entre la demanda esperada y la demanda real de varios productos. Algunas sucursales acumularon inventario que no se vendió a tiempo, mientras que en temporadas de alta demanda hubo desabasto. Boreal necesita decidir qué productos priorizar, qué segmentos de clientes atender y cómo planear su próxima campaña, y empieza a perder la confianza en Lumina.</w:t>
-      </w:r>
-    </w:p>
-    <w:p>
-      <w:pPr>
-        <w:pStyle w:val="BodyText"/>
-      </w:pPr>
-      <w:r>
-        <w:t xml:space="preserve">Ante esto,</w:t>
-      </w:r>
-      <w:r>
-        <w:t xml:space="preserve"> </w:t>
-      </w:r>
-      <w:r>
-        <w:rPr>
-          <w:bCs/>
-          <w:b/>
-        </w:rPr>
-        <w:t xml:space="preserve">Sofía Aranda</w:t>
-      </w:r>
-      <w:r>
-        <w:t xml:space="preserve">, directora de proyectos analíticos de Lumina, propone construir una</w:t>
-      </w:r>
-      <w:r>
-        <w:t xml:space="preserve"> </w:t>
-      </w:r>
-      <w:r>
-        <w:rPr>
-          <w:bCs/>
-          <w:b/>
-        </w:rPr>
-        <w:t xml:space="preserve">librería interna en Python</w:t>
-      </w:r>
-      <w:r>
-        <w:t xml:space="preserve"> </w:t>
-      </w:r>
-      <w:r>
-        <w:t xml:space="preserve">que organice todo el flujo de</w:t>
-      </w:r>
-      <w:r>
-        <w:t xml:space="preserve"> </w:t>
-      </w:r>
-      <w:r>
-        <w:rPr>
-          <w:iCs/>
-          <w:i/>
-        </w:rPr>
-        <w:t xml:space="preserve">machine learning</w:t>
-      </w:r>
-      <w:r>
-        <w:t xml:space="preserve"> </w:t>
-      </w:r>
-      <w:r>
-        <w:t xml:space="preserve">de forma modular, verificable y reutilizable.</w:t>
-      </w:r>
-    </w:p>
-    <w:bookmarkEnd w:id="21"/>
-    <w:bookmarkStart w:id="22" w:name="identificación-de-necesidades"/>
-    <w:p>
-      <w:pPr>
-        <w:pStyle w:val="Heading2"/>
-      </w:pPr>
-      <w:r>
-        <w:t xml:space="preserve">3. Identificación de necesidades</w:t>
+        <w:t xml:space="preserve">, una cadena regional de tiendas y uno de sus clientes principales. Boreal reportó diferencias importantes entre la demanda esperada y la demanda real de varios productos. Algunas sucursales acumularon inventario que no se vendió a tiempo, mientras otras se quedaron sin productos clave en temporadas de alta demanda.</w:t>
+      </w:r>
+    </w:p>
+    <w:bookmarkEnd w:id="23"/>
+    <w:bookmarkStart w:id="24" w:name="tipo-de-datos-disponibles-o-requeridos"/>
+    <w:p>
+      <w:pPr>
+        <w:pStyle w:val="Heading3"/>
+      </w:pPr>
+      <w:r>
+        <w:t xml:space="preserve">3.2 Tipo de datos disponibles o requeridos</w:t>
       </w:r>
     </w:p>
     <w:tbl>
@@ -343,31 +601,31 @@
               <w:jc w:val="left"/>
             </w:pPr>
             <w:r>
-              <w:t xml:space="preserve">Actor</w:t>
-            </w:r>
-          </w:p>
-        </w:tc>
-        <w:tc>
-          <w:tcPr/>
-          <w:p>
-            <w:pPr>
-              <w:pStyle w:val="Compact"/>
-              <w:jc w:val="left"/>
-            </w:pPr>
-            <w:r>
-              <w:t xml:space="preserve">Necesidad</w:t>
-            </w:r>
-          </w:p>
-        </w:tc>
-        <w:tc>
-          <w:tcPr/>
-          <w:p>
-            <w:pPr>
-              <w:pStyle w:val="Compact"/>
-              <w:jc w:val="left"/>
-            </w:pPr>
-            <w:r>
-              <w:t xml:space="preserve">Evidencia en el caso</w:t>
+              <w:t xml:space="preserve">Tipo de dato</w:t>
+            </w:r>
+          </w:p>
+        </w:tc>
+        <w:tc>
+          <w:tcPr/>
+          <w:p>
+            <w:pPr>
+              <w:pStyle w:val="Compact"/>
+              <w:jc w:val="left"/>
+            </w:pPr>
+            <w:r>
+              <w:t xml:space="preserve">Descripción</w:t>
+            </w:r>
+          </w:p>
+        </w:tc>
+        <w:tc>
+          <w:tcPr/>
+          <w:p>
+            <w:pPr>
+              <w:pStyle w:val="Compact"/>
+              <w:jc w:val="left"/>
+            </w:pPr>
+            <w:r>
+              <w:t xml:space="preserve">Uso potencial en el análisis</w:t>
             </w:r>
           </w:p>
         </w:tc>
@@ -381,35 +639,31 @@
               <w:jc w:val="left"/>
             </w:pPr>
             <w:r>
-              <w:rPr>
-                <w:bCs/>
-                <w:b/>
-              </w:rPr>
-              <w:t xml:space="preserve">Red Comercial Boreal (cliente)</w:t>
-            </w:r>
-          </w:p>
-        </w:tc>
-        <w:tc>
-          <w:tcPr/>
-          <w:p>
-            <w:pPr>
-              <w:pStyle w:val="Compact"/>
-              <w:jc w:val="left"/>
-            </w:pPr>
-            <w:r>
-              <w:t xml:space="preserve">Pronósticos de demanda confiables para planear inventarios y campañas</w:t>
-            </w:r>
-          </w:p>
-        </w:tc>
-        <w:tc>
-          <w:tcPr/>
-          <w:p>
-            <w:pPr>
-              <w:pStyle w:val="Compact"/>
-              <w:jc w:val="left"/>
-            </w:pPr>
-            <w:r>
-              <w:t xml:space="preserve">Diferencias entre demanda esperada y real; inventario sin vender y desabasto</w:t>
+              <w:t xml:space="preserve">Ventas</w:t>
+            </w:r>
+          </w:p>
+        </w:tc>
+        <w:tc>
+          <w:tcPr/>
+          <w:p>
+            <w:pPr>
+              <w:pStyle w:val="Compact"/>
+              <w:jc w:val="left"/>
+            </w:pPr>
+            <w:r>
+              <w:t xml:space="preserve">Unidades e importes vendidos por producto, sucursal y periodo</w:t>
+            </w:r>
+          </w:p>
+        </w:tc>
+        <w:tc>
+          <w:tcPr/>
+          <w:p>
+            <w:pPr>
+              <w:pStyle w:val="Compact"/>
+              <w:jc w:val="left"/>
+            </w:pPr>
+            <w:r>
+              <w:t xml:space="preserve">Variable objetivo para pronosticar la demanda</w:t>
             </w:r>
           </w:p>
         </w:tc>
@@ -420,30 +674,34 @@
           <w:p>
             <w:pPr>
               <w:pStyle w:val="Compact"/>
-            </w:pPr>
-          </w:p>
-        </w:tc>
-        <w:tc>
-          <w:tcPr/>
-          <w:p>
-            <w:pPr>
-              <w:pStyle w:val="Compact"/>
-              <w:jc w:val="left"/>
-            </w:pPr>
-            <w:r>
-              <w:t xml:space="preserve">Resultados que puedan entender quienes toman decisiones de negocio</w:t>
-            </w:r>
-          </w:p>
-        </w:tc>
-        <w:tc>
-          <w:tcPr/>
-          <w:p>
-            <w:pPr>
-              <w:pStyle w:val="Compact"/>
-              <w:jc w:val="left"/>
-            </w:pPr>
-            <w:r>
-              <w:t xml:space="preserve">Los reportes técnicos son difíciles de interpretar para los responsables de negocio</w:t>
+              <w:jc w:val="left"/>
+            </w:pPr>
+            <w:r>
+              <w:t xml:space="preserve">Categorías</w:t>
+            </w:r>
+          </w:p>
+        </w:tc>
+        <w:tc>
+          <w:tcPr/>
+          <w:p>
+            <w:pPr>
+              <w:pStyle w:val="Compact"/>
+              <w:jc w:val="left"/>
+            </w:pPr>
+            <w:r>
+              <w:t xml:space="preserve">Clasificación de los productos</w:t>
+            </w:r>
+          </w:p>
+        </w:tc>
+        <w:tc>
+          <w:tcPr/>
+          <w:p>
+            <w:pPr>
+              <w:pStyle w:val="Compact"/>
+              <w:jc w:val="left"/>
+            </w:pPr>
+            <w:r>
+              <w:t xml:space="preserve">Análisis por categoría y segmentación de productos</w:t>
             </w:r>
           </w:p>
         </w:tc>
@@ -454,30 +712,34 @@
           <w:p>
             <w:pPr>
               <w:pStyle w:val="Compact"/>
-            </w:pPr>
-          </w:p>
-        </w:tc>
-        <w:tc>
-          <w:tcPr/>
-          <w:p>
-            <w:pPr>
-              <w:pStyle w:val="Compact"/>
-              <w:jc w:val="left"/>
-            </w:pPr>
-            <w:r>
-              <w:t xml:space="preserve">Criterios claros para priorizar productos y segmentos</w:t>
-            </w:r>
-          </w:p>
-        </w:tc>
-        <w:tc>
-          <w:tcPr/>
-          <w:p>
-            <w:pPr>
-              <w:pStyle w:val="Compact"/>
-              <w:jc w:val="left"/>
-            </w:pPr>
-            <w:r>
-              <w:t xml:space="preserve">Necesita decidir qué productos priorizar y qué segmentos atender</w:t>
+              <w:jc w:val="left"/>
+            </w:pPr>
+            <w:r>
+              <w:t xml:space="preserve">Precios</w:t>
+            </w:r>
+          </w:p>
+        </w:tc>
+        <w:tc>
+          <w:tcPr/>
+          <w:p>
+            <w:pPr>
+              <w:pStyle w:val="Compact"/>
+              <w:jc w:val="left"/>
+            </w:pPr>
+            <w:r>
+              <w:t xml:space="preserve">Precio de venta por producto y periodo</w:t>
+            </w:r>
+          </w:p>
+        </w:tc>
+        <w:tc>
+          <w:tcPr/>
+          <w:p>
+            <w:pPr>
+              <w:pStyle w:val="Compact"/>
+              <w:jc w:val="left"/>
+            </w:pPr>
+            <w:r>
+              <w:t xml:space="preserve">Variable explicativa de la demanda (sensibilidad al precio)</w:t>
             </w:r>
           </w:p>
         </w:tc>
@@ -491,35 +753,31 @@
               <w:jc w:val="left"/>
             </w:pPr>
             <w:r>
-              <w:rPr>
-                <w:bCs/>
-                <w:b/>
-              </w:rPr>
-              <w:t xml:space="preserve">Lumina (dirección)</w:t>
-            </w:r>
-          </w:p>
-        </w:tc>
-        <w:tc>
-          <w:tcPr/>
-          <w:p>
-            <w:pPr>
-              <w:pStyle w:val="Compact"/>
-              <w:jc w:val="left"/>
-            </w:pPr>
-            <w:r>
-              <w:t xml:space="preserve">Recuperar y conservar la confianza de un cliente clave</w:t>
-            </w:r>
-          </w:p>
-        </w:tc>
-        <w:tc>
-          <w:tcPr/>
-          <w:p>
-            <w:pPr>
-              <w:pStyle w:val="Compact"/>
-              <w:jc w:val="left"/>
-            </w:pPr>
-            <w:r>
-              <w:t xml:space="preserve">Riesgo de que Boreal busque un proveedor con mayor madurez analítica</w:t>
+              <w:t xml:space="preserve">Promociones</w:t>
+            </w:r>
+          </w:p>
+        </w:tc>
+        <w:tc>
+          <w:tcPr/>
+          <w:p>
+            <w:pPr>
+              <w:pStyle w:val="Compact"/>
+              <w:jc w:val="left"/>
+            </w:pPr>
+            <w:r>
+              <w:t xml:space="preserve">Campañas, descuentos y periodos promocionales</w:t>
+            </w:r>
+          </w:p>
+        </w:tc>
+        <w:tc>
+          <w:tcPr/>
+          <w:p>
+            <w:pPr>
+              <w:pStyle w:val="Compact"/>
+              <w:jc w:val="left"/>
+            </w:pPr>
+            <w:r>
+              <w:t xml:space="preserve">Medir el efecto de las promociones en la demanda</w:t>
             </w:r>
           </w:p>
         </w:tc>
@@ -530,30 +788,34 @@
           <w:p>
             <w:pPr>
               <w:pStyle w:val="Compact"/>
-            </w:pPr>
-          </w:p>
-        </w:tc>
-        <w:tc>
-          <w:tcPr/>
-          <w:p>
-            <w:pPr>
-              <w:pStyle w:val="Compact"/>
-              <w:jc w:val="left"/>
-            </w:pPr>
-            <w:r>
-              <w:t xml:space="preserve">Ofrecer servicios predictivos además de los descriptivos</w:t>
-            </w:r>
-          </w:p>
-        </w:tc>
-        <w:tc>
-          <w:tcPr/>
-          <w:p>
-            <w:pPr>
-              <w:pStyle w:val="Compact"/>
-              <w:jc w:val="left"/>
-            </w:pPr>
-            <w:r>
-              <w:t xml:space="preserve">El mercado ya pide anticipar escenarios, no solo explicar el pasado</w:t>
+              <w:jc w:val="left"/>
+            </w:pPr>
+            <w:r>
+              <w:t xml:space="preserve">Comportamiento de compra</w:t>
+            </w:r>
+          </w:p>
+        </w:tc>
+        <w:tc>
+          <w:tcPr/>
+          <w:p>
+            <w:pPr>
+              <w:pStyle w:val="Compact"/>
+              <w:jc w:val="left"/>
+            </w:pPr>
+            <w:r>
+              <w:t xml:space="preserve">Frecuencia, ticket promedio y combinaciones de productos</w:t>
+            </w:r>
+          </w:p>
+        </w:tc>
+        <w:tc>
+          <w:tcPr/>
+          <w:p>
+            <w:pPr>
+              <w:pStyle w:val="Compact"/>
+              <w:jc w:val="left"/>
+            </w:pPr>
+            <w:r>
+              <w:t xml:space="preserve">Segmentación de clientes con modelos no supervisados</w:t>
             </w:r>
           </w:p>
         </w:tc>
@@ -567,147 +829,200 @@
               <w:jc w:val="left"/>
             </w:pPr>
             <w:r>
-              <w:rPr>
-                <w:bCs/>
-                <w:b/>
-              </w:rPr>
-              <w:t xml:space="preserve">Lumina (equipo de analistas)</w:t>
-            </w:r>
-          </w:p>
-        </w:tc>
-        <w:tc>
-          <w:tcPr/>
-          <w:p>
-            <w:pPr>
-              <w:pStyle w:val="Compact"/>
-              <w:jc w:val="left"/>
-            </w:pPr>
-            <w:r>
-              <w:t xml:space="preserve">Un proceso común, reproducible y comparable</w:t>
-            </w:r>
-          </w:p>
-        </w:tc>
-        <w:tc>
-          <w:tcPr/>
-          <w:p>
-            <w:pPr>
-              <w:pStyle w:val="Compact"/>
-              <w:jc w:val="left"/>
-            </w:pPr>
-            <w:r>
-              <w:t xml:space="preserve">Cada analista usa sus propios scripts y criterios</w:t>
-            </w:r>
-          </w:p>
-        </w:tc>
-      </w:tr>
-      <w:tr>
-        <w:tc>
-          <w:tcPr/>
-          <w:p>
-            <w:pPr>
-              <w:pStyle w:val="Compact"/>
-            </w:pPr>
-          </w:p>
-        </w:tc>
-        <w:tc>
-          <w:tcPr/>
-          <w:p>
-            <w:pPr>
-              <w:pStyle w:val="Compact"/>
-              <w:jc w:val="left"/>
-            </w:pPr>
-            <w:r>
-              <w:t xml:space="preserve">Herramientas reutilizables de limpieza, modelado y evaluación</w:t>
-            </w:r>
-          </w:p>
-        </w:tc>
-        <w:tc>
-          <w:tcPr/>
-          <w:p>
-            <w:pPr>
-              <w:pStyle w:val="Compact"/>
-              <w:jc w:val="left"/>
-            </w:pPr>
-            <w:r>
-              <w:t xml:space="preserve">Los modelos funcionan con un conjunto de datos y fallan con otro</w:t>
-            </w:r>
-          </w:p>
-        </w:tc>
-      </w:tr>
-      <w:tr>
-        <w:tc>
-          <w:tcPr/>
-          <w:p>
-            <w:pPr>
-              <w:pStyle w:val="Compact"/>
-            </w:pPr>
-          </w:p>
-        </w:tc>
-        <w:tc>
-          <w:tcPr/>
-          <w:p>
-            <w:pPr>
-              <w:pStyle w:val="Compact"/>
-              <w:jc w:val="left"/>
-            </w:pPr>
-            <w:r>
-              <w:t xml:space="preserve">Formatos estándar de visualización y reporte</w:t>
-            </w:r>
-          </w:p>
-        </w:tc>
-        <w:tc>
-          <w:tcPr/>
-          <w:p>
-            <w:pPr>
-              <w:pStyle w:val="Compact"/>
-              <w:jc w:val="left"/>
-            </w:pPr>
-            <w:r>
-              <w:t xml:space="preserve">Las visualizaciones no siguen una estructura común</w:t>
+              <w:t xml:space="preserve">Variables operativas</w:t>
+            </w:r>
+          </w:p>
+        </w:tc>
+        <w:tc>
+          <w:tcPr/>
+          <w:p>
+            <w:pPr>
+              <w:pStyle w:val="Compact"/>
+              <w:jc w:val="left"/>
+            </w:pPr>
+            <w:r>
+              <w:t xml:space="preserve">Inventarios, abastecimiento y condiciones de las sucursales</w:t>
+            </w:r>
+          </w:p>
+        </w:tc>
+        <w:tc>
+          <w:tcPr/>
+          <w:p>
+            <w:pPr>
+              <w:pStyle w:val="Compact"/>
+              <w:jc w:val="left"/>
+            </w:pPr>
+            <w:r>
+              <w:t xml:space="preserve">Explicar desabastos y excesos de inventario</w:t>
             </w:r>
           </w:p>
         </w:tc>
       </w:tr>
     </w:tbl>
-    <w:bookmarkEnd w:id="22"/>
-    <w:bookmarkStart w:id="26" w:name="problemática-central"/>
-    <w:p>
-      <w:pPr>
-        <w:pStyle w:val="Heading2"/>
-      </w:pPr>
-      <w:r>
-        <w:t xml:space="preserve">4. Problemática central</w:t>
-      </w:r>
-    </w:p>
-    <w:bookmarkStart w:id="23" w:name="enunciado-del-problema"/>
-    <w:p>
-      <w:pPr>
-        <w:pStyle w:val="Heading3"/>
-      </w:pPr>
-      <w:r>
-        <w:t xml:space="preserve">4.1 Enunciado del problema</w:t>
-      </w:r>
-    </w:p>
-    <w:p>
-      <w:pPr>
-        <w:pStyle w:val="BlockText"/>
+    <w:p>
+      <w:pPr>
+        <w:pStyle w:val="BodyText"/>
       </w:pPr>
       <w:r>
         <w:rPr>
           <w:bCs/>
           <w:b/>
         </w:rPr>
-        <w:t xml:space="preserve">Lumina Datos Operativos no tiene un proceso analítico estandarizado, reproducible y orientado al negocio para convertir los datos desordenados de sus clientes en pronósticos confiables. Por eso Red Comercial Boreal toma malas decisiones de inventario y Lumina corre el riesgo de perder a uno de sus clientes principales.</w:t>
-      </w:r>
-    </w:p>
-    <w:bookmarkEnd w:id="23"/>
-    <w:bookmarkStart w:id="24" w:name="análisis-de-causas"/>
+        <w:t xml:space="preserve">Problemas de calidad identificados en el caso:</w:t>
+      </w:r>
+      <w:r>
+        <w:t xml:space="preserve"> </w:t>
+      </w:r>
+      <w:r>
+        <w:t xml:space="preserve">la información llega en formatos distintos y tiene valores faltantes, registros duplicados, nombres de columnas inconsistentes y posibles valores atípicos.</w:t>
+      </w:r>
+    </w:p>
+    <w:p>
+      <w:pPr>
+        <w:pStyle w:val="BodyText"/>
+      </w:pPr>
+      <w:r>
+        <w:rPr>
+          <w:bCs/>
+          <w:b/>
+        </w:rPr>
+        <w:t xml:space="preserve">Datos que probablemente se requerirán:</w:t>
+      </w:r>
+      <w:r>
+        <w:t xml:space="preserve"> </w:t>
+      </w:r>
+      <w:r>
+        <w:t xml:space="preserve">para pronosticar la demanda con más precisión convendría contar con un historial suficientemente largo para captar la estacionalidad, un calendario de temporadas y días festivos, e identificadores de producto y sucursal homologados entre todas las fuentes.</w:t>
+      </w:r>
+    </w:p>
+    <w:bookmarkEnd w:id="24"/>
+    <w:bookmarkStart w:id="25" w:name="necesidades-actuales"/>
     <w:p>
       <w:pPr>
         <w:pStyle w:val="Heading3"/>
       </w:pPr>
       <w:r>
-        <w:t xml:space="preserve">4.2 Análisis de causas</w:t>
+        <w:t xml:space="preserve">3.3 Necesidades actuales</w:t>
+      </w:r>
+    </w:p>
+    <w:p>
+      <w:pPr>
+        <w:numPr>
+          <w:ilvl w:val="0"/>
+          <w:numId w:val="1002"/>
+        </w:numPr>
+        <w:pStyle w:val="Compact"/>
+      </w:pPr>
+      <w:r>
+        <w:rPr>
+          <w:bCs/>
+          <w:b/>
+        </w:rPr>
+        <w:t xml:space="preserve">Manejo de datos:</w:t>
+      </w:r>
+      <w:r>
+        <w:t xml:space="preserve"> </w:t>
+      </w:r>
+      <w:r>
+        <w:t xml:space="preserve">unificar formatos y nombres de columnas, y tratar de forma sistemática los valores faltantes, duplicados y atípicos.</w:t>
+      </w:r>
+    </w:p>
+    <w:p>
+      <w:pPr>
+        <w:numPr>
+          <w:ilvl w:val="0"/>
+          <w:numId w:val="1002"/>
+        </w:numPr>
+        <w:pStyle w:val="Compact"/>
+      </w:pPr>
+      <w:r>
+        <w:rPr>
+          <w:bCs/>
+          <w:b/>
+        </w:rPr>
+        <w:t xml:space="preserve">Análisis:</w:t>
+      </w:r>
+      <w:r>
+        <w:t xml:space="preserve"> </w:t>
+      </w:r>
+      <w:r>
+        <w:t xml:space="preserve">pasar de reportes descriptivos a modelos predictivos (pronóstico de demanda) y de segmentación (clientes y productos), validados estadísticamente.</w:t>
+      </w:r>
+    </w:p>
+    <w:p>
+      <w:pPr>
+        <w:numPr>
+          <w:ilvl w:val="0"/>
+          <w:numId w:val="1002"/>
+        </w:numPr>
+        <w:pStyle w:val="Compact"/>
+      </w:pPr>
+      <w:r>
+        <w:rPr>
+          <w:bCs/>
+          <w:b/>
+        </w:rPr>
+        <w:t xml:space="preserve">Estandarización:</w:t>
+      </w:r>
+      <w:r>
+        <w:t xml:space="preserve"> </w:t>
+      </w:r>
+      <w:r>
+        <w:t xml:space="preserve">contar con un flujo de trabajo común, reproducible y comparable entre analistas y entre conjuntos de datos.</w:t>
+      </w:r>
+    </w:p>
+    <w:p>
+      <w:pPr>
+        <w:numPr>
+          <w:ilvl w:val="0"/>
+          <w:numId w:val="1002"/>
+        </w:numPr>
+        <w:pStyle w:val="Compact"/>
+      </w:pPr>
+      <w:r>
+        <w:rPr>
+          <w:bCs/>
+          <w:b/>
+        </w:rPr>
+        <w:t xml:space="preserve">Interpretación:</w:t>
+      </w:r>
+      <w:r>
+        <w:t xml:space="preserve"> </w:t>
+      </w:r>
+      <w:r>
+        <w:t xml:space="preserve">presentar visualizaciones y reportes con una estructura común, comprensibles para las personas de negocio.</w:t>
+      </w:r>
+    </w:p>
+    <w:p>
+      <w:pPr>
+        <w:numPr>
+          <w:ilvl w:val="0"/>
+          <w:numId w:val="1002"/>
+        </w:numPr>
+        <w:pStyle w:val="Compact"/>
+      </w:pPr>
+      <w:r>
+        <w:rPr>
+          <w:bCs/>
+          <w:b/>
+        </w:rPr>
+        <w:t xml:space="preserve">Decisión:</w:t>
+      </w:r>
+      <w:r>
+        <w:t xml:space="preserve"> </w:t>
+      </w:r>
+      <w:r>
+        <w:t xml:space="preserve">dar a Boreal criterios claros para decidir qué productos priorizar, qué segmentos atender y cómo planear sus campañas.</w:t>
+      </w:r>
+    </w:p>
+    <w:bookmarkEnd w:id="25"/>
+    <w:bookmarkStart w:id="26" w:name="Xaa912e0dc577e4f6c6c776ad0c07558c609b050"/>
+    <w:p>
+      <w:pPr>
+        <w:pStyle w:val="Heading3"/>
+      </w:pPr>
+      <w:r>
+        <w:t xml:space="preserve">3.4 Problema principal que limita la toma de decisiones</w:t>
       </w:r>
     </w:p>
     <w:p>
@@ -715,15 +1030,30 @@
         <w:pStyle w:val="FirstParagraph"/>
       </w:pPr>
       <w:r>
-        <w:t xml:space="preserve">Para ordenar las causas uso un enfoque de causa-efecto (diagrama de Ishikawa) con cuatro categorías:</w:t>
-      </w:r>
-    </w:p>
-    <w:p>
-      <w:pPr>
-        <w:pStyle w:val="BodyText"/>
-      </w:pPr>
-      <w:r>
-        <w:t xml:space="preserve">Tabla 1. Diagrama de causa-efecto (Ishikawa) de la problemática central</w:t>
+        <w:t xml:space="preserve">El problema principal es que</w:t>
+      </w:r>
+      <w:r>
+        <w:t xml:space="preserve"> </w:t>
+      </w:r>
+      <w:r>
+        <w:rPr>
+          <w:bCs/>
+          <w:b/>
+        </w:rPr>
+        <w:t xml:space="preserve">Lúmina no tiene un flujo analítico estandarizado y reproducible para convertir los datos desordenados de sus clientes en pronósticos confiables e interpretables</w:t>
+      </w:r>
+      <w:r>
+        <w:t xml:space="preserve">. Cada analista usa sus propios scripts y criterios. Por eso los modelos no son comparables, a veces fallan al aplicarse a otros datos y producen reportes que el negocio no logra entender. Como resultado, Red Comercial Boreal no tiene información confiable para decidir sus inventarios, productos y campañas.</w:t>
+      </w:r>
+    </w:p>
+    <w:bookmarkEnd w:id="26"/>
+    <w:bookmarkStart w:id="27" w:name="consecuencias-del-problema"/>
+    <w:p>
+      <w:pPr>
+        <w:pStyle w:val="Heading3"/>
+      </w:pPr>
+      <w:r>
+        <w:t xml:space="preserve">3.5 Consecuencias del problema</w:t>
       </w:r>
     </w:p>
     <w:tbl>
@@ -749,19 +1079,19 @@
               <w:jc w:val="left"/>
             </w:pPr>
             <w:r>
-              <w:t xml:space="preserve">Categoría</w:t>
-            </w:r>
-          </w:p>
-        </w:tc>
-        <w:tc>
-          <w:tcPr/>
-          <w:p>
-            <w:pPr>
-              <w:pStyle w:val="Compact"/>
-              <w:jc w:val="left"/>
-            </w:pPr>
-            <w:r>
-              <w:t xml:space="preserve">Causas identificadas</w:t>
+              <w:t xml:space="preserve">Tipo</w:t>
+            </w:r>
+          </w:p>
+        </w:tc>
+        <w:tc>
+          <w:tcPr/>
+          <w:p>
+            <w:pPr>
+              <w:pStyle w:val="Compact"/>
+              <w:jc w:val="left"/>
+            </w:pPr>
+            <w:r>
+              <w:t xml:space="preserve">Consecuencias</w:t>
             </w:r>
           </w:p>
         </w:tc>
@@ -779,19 +1109,19 @@
                 <w:bCs/>
                 <w:b/>
               </w:rPr>
-              <w:t xml:space="preserve">Datos</w:t>
-            </w:r>
-          </w:p>
-        </w:tc>
-        <w:tc>
-          <w:tcPr/>
-          <w:p>
-            <w:pPr>
-              <w:pStyle w:val="Compact"/>
-              <w:jc w:val="left"/>
-            </w:pPr>
-            <w:r>
-              <w:t xml:space="preserve">Formatos distintos; valores faltantes; registros duplicados; nombres de columnas inconsistentes; posibles valores atípicos</w:t>
+              <w:t xml:space="preserve">Operativas</w:t>
+            </w:r>
+          </w:p>
+        </w:tc>
+        <w:tc>
+          <w:tcPr/>
+          <w:p>
+            <w:pPr>
+              <w:pStyle w:val="Compact"/>
+              <w:jc w:val="left"/>
+            </w:pPr>
+            <w:r>
+              <w:t xml:space="preserve">Inventario acumulado sin vender en algunas sucursales y desabasto de productos clave en otras; costos de almacenamiento y de reposición urgente</w:t>
             </w:r>
           </w:p>
         </w:tc>
@@ -809,19 +1139,19 @@
                 <w:bCs/>
                 <w:b/>
               </w:rPr>
-              <w:t xml:space="preserve">Procesos</w:t>
-            </w:r>
-          </w:p>
-        </w:tc>
-        <w:tc>
-          <w:tcPr/>
-          <w:p>
-            <w:pPr>
-              <w:pStyle w:val="Compact"/>
-              <w:jc w:val="left"/>
-            </w:pPr>
-            <w:r>
-              <w:t xml:space="preserve">Scripts individuales por analista; sin flujo de trabajo común; sin validación sistemática</w:t>
+              <w:t xml:space="preserve">Comerciales</w:t>
+            </w:r>
+          </w:p>
+        </w:tc>
+        <w:tc>
+          <w:tcPr/>
+          <w:p>
+            <w:pPr>
+              <w:pStyle w:val="Compact"/>
+              <w:jc w:val="left"/>
+            </w:pPr>
+            <w:r>
+              <w:t xml:space="preserve">Ventas perdidas por falta de producto; campañas y promociones mal planeadas; menor satisfacción de los clientes de Boreal</w:t>
             </w:r>
           </w:p>
         </w:tc>
@@ -839,19 +1169,19 @@
                 <w:bCs/>
                 <w:b/>
               </w:rPr>
-              <w:t xml:space="preserve">Tecnología / métodos</w:t>
-            </w:r>
-          </w:p>
-        </w:tc>
-        <w:tc>
-          <w:tcPr/>
-          <w:p>
-            <w:pPr>
-              <w:pStyle w:val="Compact"/>
-              <w:jc w:val="left"/>
-            </w:pPr>
-            <w:r>
-              <w:t xml:space="preserve">Hojas de cálculo y análisis manual; modelos que no generalizan; sin evaluación comparativa</w:t>
+              <w:t xml:space="preserve">Técnicas</w:t>
+            </w:r>
+          </w:p>
+        </w:tc>
+        <w:tc>
+          <w:tcPr/>
+          <w:p>
+            <w:pPr>
+              <w:pStyle w:val="Compact"/>
+              <w:jc w:val="left"/>
+            </w:pPr>
+            <w:r>
+              <w:t xml:space="preserve">Resultados que no se pueden reproducir ni comparar; modelos que no generalizan; trabajo duplicado; dependencia del conocimiento de cada analista</w:t>
             </w:r>
           </w:p>
         </w:tc>
@@ -869,505 +1199,32 @@
                 <w:bCs/>
                 <w:b/>
               </w:rPr>
-              <w:t xml:space="preserve">Comunicación</w:t>
-            </w:r>
-          </w:p>
-        </w:tc>
-        <w:tc>
-          <w:tcPr/>
-          <w:p>
-            <w:pPr>
-              <w:pStyle w:val="Compact"/>
-              <w:jc w:val="left"/>
-            </w:pPr>
-            <w:r>
-              <w:t xml:space="preserve">Visualizaciones heterogéneas; reportes muy técnicos; poca traducción a decisiones</w:t>
-            </w:r>
-          </w:p>
-        </w:tc>
-      </w:tr>
-      <w:tr>
-        <w:tc>
-          <w:tcPr/>
-          <w:p>
-            <w:pPr>
-              <w:pStyle w:val="Compact"/>
-              <w:jc w:val="left"/>
-            </w:pPr>
-            <w:r>
-              <w:rPr>
-                <w:bCs/>
-                <w:b/>
-              </w:rPr>
-              <w:t xml:space="preserve">Efecto</w:t>
-            </w:r>
-          </w:p>
-        </w:tc>
-        <w:tc>
-          <w:tcPr/>
-          <w:p>
-            <w:pPr>
-              <w:pStyle w:val="Compact"/>
-              <w:jc w:val="left"/>
-            </w:pPr>
-            <w:r>
-              <w:rPr>
-                <w:bCs/>
-                <w:b/>
-              </w:rPr>
-              <w:t xml:space="preserve">Pronósticos de demanda poco confiables y pérdida de confianza del cliente</w:t>
+              <w:t xml:space="preserve">Estratégicas</w:t>
+            </w:r>
+          </w:p>
+        </w:tc>
+        <w:tc>
+          <w:tcPr/>
+          <w:p>
+            <w:pPr>
+              <w:pStyle w:val="Compact"/>
+              <w:jc w:val="left"/>
+            </w:pPr>
+            <w:r>
+              <w:t xml:space="preserve">Pérdida de confianza de un cliente clave; riesgo de que Boreal se vaya con un proveedor con mayor madurez analítica; desventaja de Lúmina frente a la competencia</w:t>
             </w:r>
           </w:p>
         </w:tc>
       </w:tr>
     </w:tbl>
-    <w:p>
-      <w:pPr>
-        <w:numPr>
-          <w:ilvl w:val="0"/>
-          <w:numId w:val="1001"/>
-        </w:numPr>
-        <w:pStyle w:val="Compact"/>
-      </w:pPr>
-      <w:r>
-        <w:rPr>
-          <w:bCs/>
-          <w:b/>
-        </w:rPr>
-        <w:t xml:space="preserve">Calidad de los datos.</w:t>
-      </w:r>
-      <w:r>
-        <w:t xml:space="preserve"> </w:t>
-      </w:r>
-      <w:r>
-        <w:t xml:space="preserve">La información de Boreal (ventas, categorías, precios, promociones, comportamiento de compra y variables operativas) llega en formatos distintos y con valores faltantes, duplicados, nombres de columnas inconsistentes y posibles valores atípicos. Cualquier modelo que se entrene con datos así arrastra esos errores (</w:t>
-      </w:r>
-      <w:r>
-        <w:t xml:space="preserve">“</w:t>
-      </w:r>
-      <w:r>
-        <w:rPr>
-          <w:iCs/>
-          <w:i/>
-        </w:rPr>
-        <w:t xml:space="preserve">garbage in, garbage out</w:t>
-      </w:r>
-      <w:r>
-        <w:t xml:space="preserve">”</w:t>
-      </w:r>
-      <w:r>
-        <w:t xml:space="preserve">).</w:t>
-      </w:r>
-    </w:p>
-    <w:p>
-      <w:pPr>
-        <w:numPr>
-          <w:ilvl w:val="0"/>
-          <w:numId w:val="1001"/>
-        </w:numPr>
-        <w:pStyle w:val="Compact"/>
-      </w:pPr>
-      <w:r>
-        <w:rPr>
-          <w:bCs/>
-          <w:b/>
-        </w:rPr>
-        <w:t xml:space="preserve">Falta de estandarización en los procesos.</w:t>
-      </w:r>
-      <w:r>
-        <w:t xml:space="preserve"> </w:t>
-      </w:r>
-      <w:r>
-        <w:t xml:space="preserve">Cada analista resuelve el problema con sus propios scripts y criterios. Sin un flujo común, los resultados no se pueden reproducir ni comparar, y no queda registro de las decisiones técnicas.</w:t>
-      </w:r>
-    </w:p>
-    <w:p>
-      <w:pPr>
-        <w:numPr>
-          <w:ilvl w:val="0"/>
-          <w:numId w:val="1001"/>
-        </w:numPr>
-        <w:pStyle w:val="Compact"/>
-      </w:pPr>
-      <w:r>
-        <w:rPr>
-          <w:bCs/>
-          <w:b/>
-        </w:rPr>
-        <w:t xml:space="preserve">Debilidad metodológica en el modelado.</w:t>
-      </w:r>
-      <w:r>
-        <w:t xml:space="preserve"> </w:t>
-      </w:r>
-      <w:r>
-        <w:t xml:space="preserve">Hay modelos que rinden bien con un conjunto de datos y fallan con otro. Esto apunta a sobreajuste o a falta de validación adecuada, como la validación cruzada o la separación correcta entre datos de entrenamiento y de prueba.</w:t>
-      </w:r>
-    </w:p>
-    <w:p>
-      <w:pPr>
-        <w:numPr>
-          <w:ilvl w:val="0"/>
-          <w:numId w:val="1001"/>
-        </w:numPr>
-        <w:pStyle w:val="Compact"/>
-      </w:pPr>
-      <w:r>
-        <w:rPr>
-          <w:bCs/>
-          <w:b/>
-        </w:rPr>
-        <w:t xml:space="preserve">Comunicación deficiente de los resultados.</w:t>
-      </w:r>
-      <w:r>
-        <w:t xml:space="preserve"> </w:t>
-      </w:r>
-      <w:r>
-        <w:t xml:space="preserve">Las visualizaciones no siguen una estructura común y los reportes son difíciles de interpretar para el negocio. Así, el trabajo técnico no se traduce en decisiones.</w:t>
-      </w:r>
-    </w:p>
-    <w:bookmarkEnd w:id="24"/>
-    <w:bookmarkStart w:id="25" w:name="consecuencias"/>
+    <w:bookmarkEnd w:id="27"/>
+    <w:bookmarkStart w:id="28" w:name="usuarios-o-áreas-involucradas"/>
     <w:p>
       <w:pPr>
         <w:pStyle w:val="Heading3"/>
       </w:pPr>
       <w:r>
-        <w:t xml:space="preserve">4.3 Consecuencias</w:t>
-      </w:r>
-    </w:p>
-    <w:p>
-      <w:pPr>
-        <w:numPr>
-          <w:ilvl w:val="0"/>
-          <w:numId w:val="1002"/>
-        </w:numPr>
-        <w:pStyle w:val="Compact"/>
-      </w:pPr>
-      <w:r>
-        <w:rPr>
-          <w:bCs/>
-          <w:b/>
-        </w:rPr>
-        <w:t xml:space="preserve">Para el cliente:</w:t>
-      </w:r>
-      <w:r>
-        <w:t xml:space="preserve"> </w:t>
-      </w:r>
-      <w:r>
-        <w:t xml:space="preserve">inventario sin vender, desabasto en temporada alta, costos de almacenamiento, ventas perdidas y campañas mal enfocadas.</w:t>
-      </w:r>
-    </w:p>
-    <w:p>
-      <w:pPr>
-        <w:numPr>
-          <w:ilvl w:val="0"/>
-          <w:numId w:val="1002"/>
-        </w:numPr>
-        <w:pStyle w:val="Compact"/>
-      </w:pPr>
-      <w:r>
-        <w:rPr>
-          <w:bCs/>
-          <w:b/>
-        </w:rPr>
-        <w:t xml:space="preserve">Para Lumina:</w:t>
-      </w:r>
-      <w:r>
-        <w:t xml:space="preserve"> </w:t>
-      </w:r>
-      <w:r>
-        <w:t xml:space="preserve">menos credibilidad, riesgo de perder a un cliente estratégico y desventaja frente a consultoras con más madurez analítica.</w:t>
-      </w:r>
-    </w:p>
-    <w:p>
-      <w:pPr>
-        <w:numPr>
-          <w:ilvl w:val="0"/>
-          <w:numId w:val="1002"/>
-        </w:numPr>
-        <w:pStyle w:val="Compact"/>
-      </w:pPr>
-      <w:r>
-        <w:rPr>
-          <w:bCs/>
-          <w:b/>
-        </w:rPr>
-        <w:t xml:space="preserve">Para el equipo:</w:t>
-      </w:r>
-      <w:r>
-        <w:t xml:space="preserve"> </w:t>
-      </w:r>
-      <w:r>
-        <w:t xml:space="preserve">trabajo duplicado, dependencia de cada persona y dificultad para incorporar a nuevos analistas.</w:t>
-      </w:r>
-    </w:p>
-    <w:bookmarkEnd w:id="25"/>
-    <w:bookmarkEnd w:id="26"/>
-    <w:bookmarkStart w:id="30" w:name="oportunidades-de-mejora"/>
-    <w:p>
-      <w:pPr>
-        <w:pStyle w:val="Heading2"/>
-      </w:pPr>
-      <w:r>
-        <w:t xml:space="preserve">5. Oportunidades de mejora</w:t>
-      </w:r>
-    </w:p>
-    <w:bookmarkStart w:id="27" w:name="uso-de-datos"/>
-    <w:p>
-      <w:pPr>
-        <w:pStyle w:val="Heading3"/>
-      </w:pPr>
-      <w:r>
-        <w:t xml:space="preserve">5.1 Uso de datos</w:t>
-      </w:r>
-    </w:p>
-    <w:p>
-      <w:pPr>
-        <w:numPr>
-          <w:ilvl w:val="0"/>
-          <w:numId w:val="1003"/>
-        </w:numPr>
-        <w:pStyle w:val="Compact"/>
-      </w:pPr>
-      <w:r>
-        <w:rPr>
-          <w:bCs/>
-          <w:b/>
-        </w:rPr>
-        <w:t xml:space="preserve">Gobierno y calidad de datos:</w:t>
-      </w:r>
-      <w:r>
-        <w:t xml:space="preserve"> </w:t>
-      </w:r>
-      <w:r>
-        <w:t xml:space="preserve">definir un esquema estándar de columnas, tipos y formatos, y reglas automáticas para tratar faltantes, duplicados y valores atípicos.</w:t>
-      </w:r>
-    </w:p>
-    <w:p>
-      <w:pPr>
-        <w:numPr>
-          <w:ilvl w:val="0"/>
-          <w:numId w:val="1003"/>
-        </w:numPr>
-        <w:pStyle w:val="Compact"/>
-      </w:pPr>
-      <w:r>
-        <w:rPr>
-          <w:bCs/>
-          <w:b/>
-        </w:rPr>
-        <w:t xml:space="preserve">Aprovechar variables ya disponibles:</w:t>
-      </w:r>
-      <w:r>
-        <w:t xml:space="preserve"> </w:t>
-      </w:r>
-      <w:r>
-        <w:t xml:space="preserve">los precios, promociones y el comportamiento de compra explican la demanda y pueden usarse como variables predictoras (</w:t>
-      </w:r>
-      <w:r>
-        <w:rPr>
-          <w:iCs/>
-          <w:i/>
-        </w:rPr>
-        <w:t xml:space="preserve">feature engineering</w:t>
-      </w:r>
-      <w:r>
-        <w:t xml:space="preserve">), por ejemplo para medir el efecto de las promociones o la estacionalidad.</w:t>
-      </w:r>
-    </w:p>
-    <w:p>
-      <w:pPr>
-        <w:numPr>
-          <w:ilvl w:val="0"/>
-          <w:numId w:val="1003"/>
-        </w:numPr>
-        <w:pStyle w:val="Compact"/>
-      </w:pPr>
-      <w:r>
-        <w:rPr>
-          <w:bCs/>
-          <w:b/>
-        </w:rPr>
-        <w:t xml:space="preserve">Trazabilidad:</w:t>
-      </w:r>
-      <w:r>
-        <w:t xml:space="preserve"> </w:t>
-      </w:r>
-      <w:r>
-        <w:t xml:space="preserve">registrar cada transformación aplicada a los datos para poder auditar y reproducir los resultados.</w:t>
-      </w:r>
-    </w:p>
-    <w:bookmarkEnd w:id="27"/>
-    <w:bookmarkStart w:id="28" w:name="programación-en-python"/>
-    <w:p>
-      <w:pPr>
-        <w:pStyle w:val="Heading3"/>
-      </w:pPr>
-      <w:r>
-        <w:t xml:space="preserve">5.2 Programación en Python</w:t>
-      </w:r>
-    </w:p>
-    <w:p>
-      <w:pPr>
-        <w:pStyle w:val="FirstParagraph"/>
-      </w:pPr>
-      <w:r>
-        <w:t xml:space="preserve">El caso establece que la solución debe construirse en Python con librerías especializadas de su ecosistema. Para Lumina, esto permite:</w:t>
-      </w:r>
-    </w:p>
-    <w:p>
-      <w:pPr>
-        <w:numPr>
-          <w:ilvl w:val="0"/>
-          <w:numId w:val="1004"/>
-        </w:numPr>
-        <w:pStyle w:val="Compact"/>
-      </w:pPr>
-      <w:r>
-        <w:t xml:space="preserve">Pasar de hojas de cálculo y scripts sueltos a una</w:t>
-      </w:r>
-      <w:r>
-        <w:t xml:space="preserve"> </w:t>
-      </w:r>
-      <w:r>
-        <w:rPr>
-          <w:bCs/>
-          <w:b/>
-        </w:rPr>
-        <w:t xml:space="preserve">librería modular</w:t>
-      </w:r>
-      <w:r>
-        <w:t xml:space="preserve"> </w:t>
-      </w:r>
-      <w:r>
-        <w:t xml:space="preserve">organizada en</w:t>
-      </w:r>
-      <w:r>
-        <w:t xml:space="preserve"> </w:t>
-      </w:r>
-      <w:r>
-        <w:rPr>
-          <w:bCs/>
-          <w:b/>
-        </w:rPr>
-        <w:t xml:space="preserve">funciones, clases y módulos reutilizables</w:t>
-      </w:r>
-      <w:r>
-        <w:t xml:space="preserve">.</w:t>
-      </w:r>
-    </w:p>
-    <w:p>
-      <w:pPr>
-        <w:numPr>
-          <w:ilvl w:val="0"/>
-          <w:numId w:val="1004"/>
-        </w:numPr>
-        <w:pStyle w:val="Compact"/>
-      </w:pPr>
-      <w:r>
-        <w:t xml:space="preserve">Usar bibliotecas especializadas y probadas:</w:t>
-      </w:r>
-    </w:p>
-    <w:p>
-      <w:pPr>
-        <w:numPr>
-          <w:ilvl w:val="1"/>
-          <w:numId w:val="1005"/>
-        </w:numPr>
-        <w:pStyle w:val="Compact"/>
-      </w:pPr>
-      <w:r>
-        <w:rPr>
-          <w:bCs/>
-          <w:b/>
-        </w:rPr>
-        <w:t xml:space="preserve">pandas</w:t>
-      </w:r>
-      <w:r>
-        <w:t xml:space="preserve"> </w:t>
-      </w:r>
-      <w:r>
-        <w:t xml:space="preserve">para cargar, limpiar y transformar los datos (McKinney, 2022).</w:t>
-      </w:r>
-    </w:p>
-    <w:p>
-      <w:pPr>
-        <w:numPr>
-          <w:ilvl w:val="1"/>
-          <w:numId w:val="1005"/>
-        </w:numPr>
-        <w:pStyle w:val="Compact"/>
-      </w:pPr>
-      <w:r>
-        <w:rPr>
-          <w:bCs/>
-          <w:b/>
-        </w:rPr>
-        <w:t xml:space="preserve">Matplotlib</w:t>
-      </w:r>
-      <w:r>
-        <w:t xml:space="preserve"> </w:t>
-      </w:r>
-      <w:r>
-        <w:t xml:space="preserve">y</w:t>
-      </w:r>
-      <w:r>
-        <w:t xml:space="preserve"> </w:t>
-      </w:r>
-      <w:r>
-        <w:rPr>
-          <w:bCs/>
-          <w:b/>
-        </w:rPr>
-        <w:t xml:space="preserve">Seaborn</w:t>
-      </w:r>
-      <w:r>
-        <w:t xml:space="preserve"> </w:t>
-      </w:r>
-      <w:r>
-        <w:t xml:space="preserve">para visualizaciones exploratorias con un estilo común (Hunter, 2007; Waskom, 2021).</w:t>
-      </w:r>
-    </w:p>
-    <w:p>
-      <w:pPr>
-        <w:numPr>
-          <w:ilvl w:val="1"/>
-          <w:numId w:val="1005"/>
-        </w:numPr>
-        <w:pStyle w:val="Compact"/>
-      </w:pPr>
-      <w:r>
-        <w:rPr>
-          <w:bCs/>
-          <w:b/>
-        </w:rPr>
-        <w:t xml:space="preserve">scikit-learn</w:t>
-      </w:r>
-      <w:r>
-        <w:t xml:space="preserve"> </w:t>
-      </w:r>
-      <w:r>
-        <w:t xml:space="preserve">para entrenar, validar y comparar modelos con una interfaz consistente (Pedregosa et al., 2011).</w:t>
-      </w:r>
-    </w:p>
-    <w:p>
-      <w:pPr>
-        <w:numPr>
-          <w:ilvl w:val="0"/>
-          <w:numId w:val="1004"/>
-        </w:numPr>
-        <w:pStyle w:val="Compact"/>
-      </w:pPr>
-      <w:r>
-        <w:t xml:space="preserve">Aplicar buenas prácticas de ingeniería de software: control de versiones con Git, pruebas y documentación. Eso facilita que el equipo colabore y que la solución crezca.</w:t>
-      </w:r>
-    </w:p>
-    <w:p>
-      <w:pPr>
-        <w:pStyle w:val="FirstParagraph"/>
-      </w:pPr>
-      <w:r>
-        <w:t xml:space="preserve">Una posible arquitectura para la librería es:</w:t>
+        <w:t xml:space="preserve">3.6 Usuarios o áreas involucradas</w:t>
       </w:r>
     </w:p>
     <w:tbl>
@@ -1378,8 +1235,9 @@
         <w:jc w:val="start"/>
       </w:tblPr>
       <w:tblGrid>
-        <w:gridCol w:w="3960"/>
-        <w:gridCol w:w="3960"/>
+        <w:gridCol w:w="2640"/>
+        <w:gridCol w:w="2640"/>
+        <w:gridCol w:w="2640"/>
       </w:tblGrid>
       <w:tr>
         <w:trPr>
@@ -1393,19 +1251,31 @@
               <w:jc w:val="left"/>
             </w:pPr>
             <w:r>
-              <w:t xml:space="preserve">Módulo</w:t>
-            </w:r>
-          </w:p>
-        </w:tc>
-        <w:tc>
-          <w:tcPr/>
-          <w:p>
-            <w:pPr>
-              <w:pStyle w:val="Compact"/>
-              <w:jc w:val="left"/>
-            </w:pPr>
-            <w:r>
-              <w:t xml:space="preserve">Responsabilidad</w:t>
+              <w:t xml:space="preserve">Usuario o área</w:t>
+            </w:r>
+          </w:p>
+        </w:tc>
+        <w:tc>
+          <w:tcPr/>
+          <w:p>
+            <w:pPr>
+              <w:pStyle w:val="Compact"/>
+              <w:jc w:val="left"/>
+            </w:pPr>
+            <w:r>
+              <w:t xml:space="preserve">Papel en la problemática</w:t>
+            </w:r>
+          </w:p>
+        </w:tc>
+        <w:tc>
+          <w:tcPr/>
+          <w:p>
+            <w:pPr>
+              <w:pStyle w:val="Compact"/>
+              <w:jc w:val="left"/>
+            </w:pPr>
+            <w:r>
+              <w:t xml:space="preserve">Qué necesita</w:t>
             </w:r>
           </w:p>
         </w:tc>
@@ -1420,21 +1290,37 @@
             </w:pPr>
             <w:r>
               <w:rPr>
-                <w:rStyle w:val="VerbatimChar"/>
+                <w:bCs/>
+                <w:b/>
               </w:rPr>
-              <w:t xml:space="preserve">carga</w:t>
-            </w:r>
-          </w:p>
-        </w:tc>
-        <w:tc>
-          <w:tcPr/>
-          <w:p>
-            <w:pPr>
-              <w:pStyle w:val="Compact"/>
-              <w:jc w:val="left"/>
-            </w:pPr>
-            <w:r>
-              <w:t xml:space="preserve">Leer archivos de distintas fuentes y formatos y unificar el esquema</w:t>
+              <w:t xml:space="preserve">Sofía Aranda</w:t>
+            </w:r>
+            <w:r>
+              <w:t xml:space="preserve">, directora de proyectos analíticos de Lúmina</w:t>
+            </w:r>
+          </w:p>
+        </w:tc>
+        <w:tc>
+          <w:tcPr/>
+          <w:p>
+            <w:pPr>
+              <w:pStyle w:val="Compact"/>
+              <w:jc w:val="left"/>
+            </w:pPr>
+            <w:r>
+              <w:t xml:space="preserve">Impulsa la solución y responde por la relación con el cliente</w:t>
+            </w:r>
+          </w:p>
+        </w:tc>
+        <w:tc>
+          <w:tcPr/>
+          <w:p>
+            <w:pPr>
+              <w:pStyle w:val="Compact"/>
+              <w:jc w:val="left"/>
+            </w:pPr>
+            <w:r>
+              <w:t xml:space="preserve">Un prototipo funcional que demuestre valor y recupere la confianza de Boreal</w:t>
             </w:r>
           </w:p>
         </w:tc>
@@ -1449,21 +1335,34 @@
             </w:pPr>
             <w:r>
               <w:rPr>
-                <w:rStyle w:val="VerbatimChar"/>
+                <w:bCs/>
+                <w:b/>
               </w:rPr>
-              <w:t xml:space="preserve">limpieza</w:t>
-            </w:r>
-          </w:p>
-        </w:tc>
-        <w:tc>
-          <w:tcPr/>
-          <w:p>
-            <w:pPr>
-              <w:pStyle w:val="Compact"/>
-              <w:jc w:val="left"/>
-            </w:pPr>
-            <w:r>
-              <w:t xml:space="preserve">Tratar faltantes, duplicados, valores atípicos y nombres de columnas</w:t>
+              <w:t xml:space="preserve">Equipo de analistas de Lúmina</w:t>
+            </w:r>
+          </w:p>
+        </w:tc>
+        <w:tc>
+          <w:tcPr/>
+          <w:p>
+            <w:pPr>
+              <w:pStyle w:val="Compact"/>
+              <w:jc w:val="left"/>
+            </w:pPr>
+            <w:r>
+              <w:t xml:space="preserve">Procesan los datos y construyen los modelos</w:t>
+            </w:r>
+          </w:p>
+        </w:tc>
+        <w:tc>
+          <w:tcPr/>
+          <w:p>
+            <w:pPr>
+              <w:pStyle w:val="Compact"/>
+              <w:jc w:val="left"/>
+            </w:pPr>
+            <w:r>
+              <w:t xml:space="preserve">Herramientas comunes, reutilizables y documentadas</w:t>
             </w:r>
           </w:p>
         </w:tc>
@@ -1478,21 +1377,34 @@
             </w:pPr>
             <w:r>
               <w:rPr>
-                <w:rStyle w:val="VerbatimChar"/>
+                <w:bCs/>
+                <w:b/>
               </w:rPr>
-              <w:t xml:space="preserve">exploracion</w:t>
-            </w:r>
-          </w:p>
-        </w:tc>
-        <w:tc>
-          <w:tcPr/>
-          <w:p>
-            <w:pPr>
-              <w:pStyle w:val="Compact"/>
-              <w:jc w:val="left"/>
-            </w:pPr>
-            <w:r>
-              <w:t xml:space="preserve">Estadística descriptiva y visualizaciones estandarizadas</w:t>
+              <w:t xml:space="preserve">Responsables de negocio de Red Comercial Boreal</w:t>
+            </w:r>
+          </w:p>
+        </w:tc>
+        <w:tc>
+          <w:tcPr/>
+          <w:p>
+            <w:pPr>
+              <w:pStyle w:val="Compact"/>
+              <w:jc w:val="left"/>
+            </w:pPr>
+            <w:r>
+              <w:t xml:space="preserve">Toman las decisiones de inventario, productos y campañas</w:t>
+            </w:r>
+          </w:p>
+        </w:tc>
+        <w:tc>
+          <w:tcPr/>
+          <w:p>
+            <w:pPr>
+              <w:pStyle w:val="Compact"/>
+              <w:jc w:val="left"/>
+            </w:pPr>
+            <w:r>
+              <w:t xml:space="preserve">Resultados claros, confiables y accionables</w:t>
             </w:r>
           </w:p>
         </w:tc>
@@ -1507,21 +1419,34 @@
             </w:pPr>
             <w:r>
               <w:rPr>
-                <w:rStyle w:val="VerbatimChar"/>
+                <w:bCs/>
+                <w:b/>
               </w:rPr>
-              <w:t xml:space="preserve">preprocesamiento</w:t>
-            </w:r>
-          </w:p>
-        </w:tc>
-        <w:tc>
-          <w:tcPr/>
-          <w:p>
-            <w:pPr>
-              <w:pStyle w:val="Compact"/>
-              <w:jc w:val="left"/>
-            </w:pPr>
-            <w:r>
-              <w:t xml:space="preserve">Codificación, escalamiento y creación de variables</w:t>
+              <w:t xml:space="preserve">Sucursales de Boreal</w:t>
+            </w:r>
+          </w:p>
+        </w:tc>
+        <w:tc>
+          <w:tcPr/>
+          <w:p>
+            <w:pPr>
+              <w:pStyle w:val="Compact"/>
+              <w:jc w:val="left"/>
+            </w:pPr>
+            <w:r>
+              <w:t xml:space="preserve">Sufren directamente el exceso o la falta de inventario</w:t>
+            </w:r>
+          </w:p>
+        </w:tc>
+        <w:tc>
+          <w:tcPr/>
+          <w:p>
+            <w:pPr>
+              <w:pStyle w:val="Compact"/>
+              <w:jc w:val="left"/>
+            </w:pPr>
+            <w:r>
+              <w:t xml:space="preserve">Planeación de abasto ajustada a la demanda real</w:t>
             </w:r>
           </w:p>
         </w:tc>
@@ -1536,34 +1461,268 @@
             </w:pPr>
             <w:r>
               <w:rPr>
-                <w:rStyle w:val="VerbatimChar"/>
+                <w:bCs/>
+                <w:b/>
               </w:rPr>
-              <w:t xml:space="preserve">modelos</w:t>
-            </w:r>
-          </w:p>
-        </w:tc>
-        <w:tc>
-          <w:tcPr/>
-          <w:p>
-            <w:pPr>
-              <w:pStyle w:val="Compact"/>
-              <w:jc w:val="left"/>
-            </w:pPr>
-            <w:r>
-              <w:t xml:space="preserve">Modelos supervisados (regresión para pronosticar demanda) y no supervisados (</w:t>
+              <w:t xml:space="preserve">Áreas de marketing y comercial de Boreal</w:t>
+            </w:r>
+          </w:p>
+        </w:tc>
+        <w:tc>
+          <w:tcPr/>
+          <w:p>
+            <w:pPr>
+              <w:pStyle w:val="Compact"/>
+              <w:jc w:val="left"/>
+            </w:pPr>
+            <w:r>
+              <w:t xml:space="preserve">Planean las promociones y campañas</w:t>
+            </w:r>
+          </w:p>
+        </w:tc>
+        <w:tc>
+          <w:tcPr/>
+          <w:p>
+            <w:pPr>
+              <w:pStyle w:val="Compact"/>
+              <w:jc w:val="left"/>
+            </w:pPr>
+            <w:r>
+              <w:t xml:space="preserve">Segmentos de clientes y efecto estimado de las promociones</w:t>
+            </w:r>
+          </w:p>
+        </w:tc>
+      </w:tr>
+    </w:tbl>
+    <w:bookmarkEnd w:id="28"/>
+    <w:bookmarkStart w:id="29" w:name="Xd4379626ae6f8642f3f1862e1c4d4345a1d0ae3"/>
+    <w:p>
+      <w:pPr>
+        <w:pStyle w:val="Heading3"/>
+      </w:pPr>
+      <w:r>
+        <w:t xml:space="preserve">3.7 Oportunidades de mejora mediante Python y machine learning</w:t>
+      </w:r>
+    </w:p>
+    <w:p>
+      <w:pPr>
+        <w:pStyle w:val="FirstParagraph"/>
+      </w:pPr>
+      <w:r>
+        <w:t xml:space="preserve">El caso pide usar pandas (McKinney, 2022), Matplotlib (Hunter, 2007), Seaborn (Waskom, 2021) y scikit-learn (Pedregosa et al., 2011), y organizar la solución en funciones, clases y módulos reutilizables. Con base en eso identifico las siguientes oportunidades, organizadas por etapa del flujo:</w:t>
+      </w:r>
+    </w:p>
+    <w:tbl>
+      <w:tblPr>
+        <w:tblStyle w:val="Table"/>
+        <w:tblW w:type="pct" w:w="5000"/>
+        <w:tblLook w:firstRow="1" w:lastRow="0" w:firstColumn="0" w:lastColumn="0" w:noHBand="0" w:noVBand="0" w:val="0020"/>
+        <w:jc w:val="start"/>
+      </w:tblPr>
+      <w:tblGrid>
+        <w:gridCol w:w="2640"/>
+        <w:gridCol w:w="2640"/>
+        <w:gridCol w:w="2640"/>
+      </w:tblGrid>
+      <w:tr>
+        <w:trPr>
+          <w:tblHeader w:val="true"/>
+        </w:trPr>
+        <w:tc>
+          <w:tcPr/>
+          <w:p>
+            <w:pPr>
+              <w:pStyle w:val="Compact"/>
+              <w:jc w:val="left"/>
+            </w:pPr>
+            <w:r>
+              <w:t xml:space="preserve">Etapa (módulo)</w:t>
+            </w:r>
+          </w:p>
+        </w:tc>
+        <w:tc>
+          <w:tcPr/>
+          <w:p>
+            <w:pPr>
+              <w:pStyle w:val="Compact"/>
+              <w:jc w:val="left"/>
+            </w:pPr>
+            <w:r>
+              <w:t xml:space="preserve">Oportunidad</w:t>
+            </w:r>
+          </w:p>
+        </w:tc>
+        <w:tc>
+          <w:tcPr/>
+          <w:p>
+            <w:pPr>
+              <w:pStyle w:val="Compact"/>
+              <w:jc w:val="left"/>
+            </w:pPr>
+            <w:r>
+              <w:t xml:space="preserve">Herramientas de Python</w:t>
+            </w:r>
+          </w:p>
+        </w:tc>
+      </w:tr>
+      <w:tr>
+        <w:tc>
+          <w:tcPr/>
+          <w:p>
+            <w:pPr>
+              <w:pStyle w:val="Compact"/>
+              <w:jc w:val="left"/>
+            </w:pPr>
+            <w:r>
+              <w:t xml:space="preserve">Carga</w:t>
+            </w:r>
+          </w:p>
+        </w:tc>
+        <w:tc>
+          <w:tcPr/>
+          <w:p>
+            <w:pPr>
+              <w:pStyle w:val="Compact"/>
+              <w:jc w:val="left"/>
+            </w:pPr>
+            <w:r>
+              <w:t xml:space="preserve">Leer fuentes en distintos formatos y homologar los nombres de columnas y los tipos de datos</w:t>
+            </w:r>
+          </w:p>
+        </w:tc>
+        <w:tc>
+          <w:tcPr/>
+          <w:p>
+            <w:pPr>
+              <w:pStyle w:val="Compact"/>
+              <w:jc w:val="left"/>
+            </w:pPr>
+            <w:r>
+              <w:t xml:space="preserve">pandas</w:t>
+            </w:r>
+          </w:p>
+        </w:tc>
+      </w:tr>
+      <w:tr>
+        <w:tc>
+          <w:tcPr/>
+          <w:p>
+            <w:pPr>
+              <w:pStyle w:val="Compact"/>
+              <w:jc w:val="left"/>
+            </w:pPr>
+            <w:r>
+              <w:t xml:space="preserve">Limpieza</w:t>
+            </w:r>
+          </w:p>
+        </w:tc>
+        <w:tc>
+          <w:tcPr/>
+          <w:p>
+            <w:pPr>
+              <w:pStyle w:val="Compact"/>
+              <w:jc w:val="left"/>
+            </w:pPr>
+            <w:r>
+              <w:t xml:space="preserve">Reglas estándar y documentadas para faltantes, duplicados y atípicos</w:t>
+            </w:r>
+          </w:p>
+        </w:tc>
+        <w:tc>
+          <w:tcPr/>
+          <w:p>
+            <w:pPr>
+              <w:pStyle w:val="Compact"/>
+              <w:jc w:val="left"/>
+            </w:pPr>
+            <w:r>
+              <w:t xml:space="preserve">pandas, NumPy</w:t>
+            </w:r>
+          </w:p>
+        </w:tc>
+      </w:tr>
+      <w:tr>
+        <w:tc>
+          <w:tcPr/>
+          <w:p>
+            <w:pPr>
+              <w:pStyle w:val="Compact"/>
+              <w:jc w:val="left"/>
+            </w:pPr>
+            <w:r>
+              <w:t xml:space="preserve">Exploración</w:t>
+            </w:r>
+          </w:p>
+        </w:tc>
+        <w:tc>
+          <w:tcPr/>
+          <w:p>
+            <w:pPr>
+              <w:pStyle w:val="Compact"/>
+              <w:jc w:val="left"/>
+            </w:pPr>
+            <w:r>
+              <w:t xml:space="preserve">Gráficas con un formato común para entender tendencias, estacionalidad y relaciones entre variables</w:t>
+            </w:r>
+          </w:p>
+        </w:tc>
+        <w:tc>
+          <w:tcPr/>
+          <w:p>
+            <w:pPr>
+              <w:pStyle w:val="Compact"/>
+              <w:jc w:val="left"/>
+            </w:pPr>
+            <w:r>
+              <w:t xml:space="preserve">Matplotlib, Seaborn</w:t>
+            </w:r>
+          </w:p>
+        </w:tc>
+      </w:tr>
+      <w:tr>
+        <w:tc>
+          <w:tcPr/>
+          <w:p>
+            <w:pPr>
+              <w:pStyle w:val="Compact"/>
+              <w:jc w:val="left"/>
+            </w:pPr>
+            <w:r>
+              <w:t xml:space="preserve">Preprocesamiento</w:t>
+            </w:r>
+          </w:p>
+        </w:tc>
+        <w:tc>
+          <w:tcPr/>
+          <w:p>
+            <w:pPr>
+              <w:pStyle w:val="Compact"/>
+              <w:jc w:val="left"/>
+            </w:pPr>
+            <w:r>
+              <w:t xml:space="preserve">Codificar variables categóricas, escalar y crear variables (por ejemplo, promoción activa o temporada)</w:t>
+            </w:r>
+          </w:p>
+        </w:tc>
+        <w:tc>
+          <w:tcPr/>
+          <w:p>
+            <w:pPr>
+              <w:pStyle w:val="Compact"/>
+              <w:jc w:val="left"/>
+            </w:pPr>
+            <w:r>
+              <w:t xml:space="preserve">scikit-learn (</w:t>
             </w:r>
             <w:r>
               <w:rPr>
                 <w:iCs/>
                 <w:i/>
               </w:rPr>
-              <w:t xml:space="preserve">clustering</w:t>
-            </w:r>
-            <w:r>
-              <w:t xml:space="preserve"> </w:t>
-            </w:r>
-            <w:r>
-              <w:t xml:space="preserve">para segmentar clientes o productos)</w:t>
+              <w:t xml:space="preserve">pipelines</w:t>
+            </w:r>
+            <w:r>
+              <w:t xml:space="preserve">)</w:t>
             </w:r>
           </w:p>
         </w:tc>
@@ -1577,22 +1736,44 @@
               <w:jc w:val="left"/>
             </w:pPr>
             <w:r>
+              <w:t xml:space="preserve">Modelado supervisado</w:t>
+            </w:r>
+          </w:p>
+        </w:tc>
+        <w:tc>
+          <w:tcPr/>
+          <w:p>
+            <w:pPr>
+              <w:pStyle w:val="Compact"/>
+              <w:jc w:val="left"/>
+            </w:pPr>
+            <w:r>
+              <w:t xml:space="preserve">Pronosticar la demanda por producto y sucursal (regresión, árboles,</w:t>
+            </w:r>
+            <w:r>
+              <w:t xml:space="preserve"> </w:t>
+            </w:r>
+            <w:r>
               <w:rPr>
-                <w:rStyle w:val="VerbatimChar"/>
+                <w:iCs/>
+                <w:i/>
               </w:rPr>
-              <w:t xml:space="preserve">evaluacion</w:t>
-            </w:r>
-          </w:p>
-        </w:tc>
-        <w:tc>
-          <w:tcPr/>
-          <w:p>
-            <w:pPr>
-              <w:pStyle w:val="Compact"/>
-              <w:jc w:val="left"/>
-            </w:pPr>
-            <w:r>
-              <w:t xml:space="preserve">Validación cruzada, métricas (MAE, RMSE, R², silueta) y comparación entre modelos</w:t>
+              <w:t xml:space="preserve">random forest</w:t>
+            </w:r>
+            <w:r>
+              <w:t xml:space="preserve">)</w:t>
+            </w:r>
+          </w:p>
+        </w:tc>
+        <w:tc>
+          <w:tcPr/>
+          <w:p>
+            <w:pPr>
+              <w:pStyle w:val="Compact"/>
+              <w:jc w:val="left"/>
+            </w:pPr>
+            <w:r>
+              <w:t xml:space="preserve">scikit-learn</w:t>
             </w:r>
           </w:p>
         </w:tc>
@@ -1606,35 +1787,1400 @@
               <w:jc w:val="left"/>
             </w:pPr>
             <w:r>
+              <w:t xml:space="preserve">Modelado no supervisado</w:t>
+            </w:r>
+          </w:p>
+        </w:tc>
+        <w:tc>
+          <w:tcPr/>
+          <w:p>
+            <w:pPr>
+              <w:pStyle w:val="Compact"/>
+              <w:jc w:val="left"/>
+            </w:pPr>
+            <w:r>
+              <w:t xml:space="preserve">Segmentar clientes y productos (</w:t>
+            </w:r>
+            <w:r>
               <w:rPr>
-                <w:rStyle w:val="VerbatimChar"/>
+                <w:iCs/>
+                <w:i/>
               </w:rPr>
-              <w:t xml:space="preserve">reportes</w:t>
-            </w:r>
-          </w:p>
-        </w:tc>
-        <w:tc>
-          <w:tcPr/>
-          <w:p>
-            <w:pPr>
-              <w:pStyle w:val="Compact"/>
-              <w:jc w:val="left"/>
-            </w:pPr>
-            <w:r>
-              <w:t xml:space="preserve">Resultados para público técnico y para público de negocio</w:t>
+              <w:t xml:space="preserve">k-means</w:t>
+            </w:r>
+            <w:r>
+              <w:t xml:space="preserve">) para orientar campañas</w:t>
+            </w:r>
+          </w:p>
+        </w:tc>
+        <w:tc>
+          <w:tcPr/>
+          <w:p>
+            <w:pPr>
+              <w:pStyle w:val="Compact"/>
+              <w:jc w:val="left"/>
+            </w:pPr>
+            <w:r>
+              <w:t xml:space="preserve">scikit-learn</w:t>
+            </w:r>
+          </w:p>
+        </w:tc>
+      </w:tr>
+      <w:tr>
+        <w:tc>
+          <w:tcPr/>
+          <w:p>
+            <w:pPr>
+              <w:pStyle w:val="Compact"/>
+              <w:jc w:val="left"/>
+            </w:pPr>
+            <w:r>
+              <w:t xml:space="preserve">Evaluación</w:t>
+            </w:r>
+          </w:p>
+        </w:tc>
+        <w:tc>
+          <w:tcPr/>
+          <w:p>
+            <w:pPr>
+              <w:pStyle w:val="Compact"/>
+              <w:jc w:val="left"/>
+            </w:pPr>
+            <w:r>
+              <w:t xml:space="preserve">Validación cruzada, métricas (MAE, RMSE, R², silueta) y comparación contra un modelo de referencia</w:t>
+            </w:r>
+          </w:p>
+        </w:tc>
+        <w:tc>
+          <w:tcPr/>
+          <w:p>
+            <w:pPr>
+              <w:pStyle w:val="Compact"/>
+              <w:jc w:val="left"/>
+            </w:pPr>
+            <w:r>
+              <w:t xml:space="preserve">scikit-learn</w:t>
+            </w:r>
+          </w:p>
+        </w:tc>
+      </w:tr>
+      <w:tr>
+        <w:tc>
+          <w:tcPr/>
+          <w:p>
+            <w:pPr>
+              <w:pStyle w:val="Compact"/>
+              <w:jc w:val="left"/>
+            </w:pPr>
+            <w:r>
+              <w:t xml:space="preserve">Reportes</w:t>
+            </w:r>
+          </w:p>
+        </w:tc>
+        <w:tc>
+          <w:tcPr/>
+          <w:p>
+            <w:pPr>
+              <w:pStyle w:val="Compact"/>
+              <w:jc w:val="left"/>
+            </w:pPr>
+            <w:r>
+              <w:t xml:space="preserve">Una salida técnica y otra ejecutiva generadas a partir del mismo análisis</w:t>
+            </w:r>
+          </w:p>
+        </w:tc>
+        <w:tc>
+          <w:tcPr/>
+          <w:p>
+            <w:pPr>
+              <w:pStyle w:val="Compact"/>
+              <w:jc w:val="left"/>
+            </w:pPr>
+            <w:r>
+              <w:t xml:space="preserve">Matplotlib, pandas</w:t>
             </w:r>
           </w:p>
         </w:tc>
       </w:tr>
     </w:tbl>
-    <w:bookmarkEnd w:id="28"/>
-    <w:bookmarkStart w:id="29" w:name="análisis-predictivo"/>
+    <w:bookmarkEnd w:id="29"/>
+    <w:bookmarkEnd w:id="30"/>
+    <w:bookmarkStart w:id="31" w:name="delimitación-de-la-problemática"/>
+    <w:p>
+      <w:pPr>
+        <w:pStyle w:val="Heading2"/>
+      </w:pPr>
+      <w:r>
+        <w:t xml:space="preserve">4. Delimitación de la problemática</w:t>
+      </w:r>
+    </w:p>
+    <w:p>
+      <w:pPr>
+        <w:pStyle w:val="FirstParagraph"/>
+      </w:pPr>
+      <w:r>
+        <w:t xml:space="preserve">Lúmina Datos Operativos no puede generar pronósticos de demanda confiables para Red Comercial Boreal. Los datos de ventas, precios, promociones, comportamiento de compra y operación llegan en formatos heterogéneos y con valores faltantes, duplicados, columnas inconsistentes y atípicos, y cada analista los procesa con scripts y criterios propios que no se pueden reproducir ni comparar. Esta falta de un flujo estandarizado de limpieza, preprocesamiento, modelado y evaluación produce modelos que no generalizan entre conjuntos de datos y reportes que los responsables de negocio no logran interpretar. Como consecuencia, Boreal decide mal sus inventarios por producto y sucursal, acumula excedentes en unas tiendas y sufre desabasto en otras. El proyecto atenderá este problema de forma progresiva, mediante una librería modular en Python que estandarice cada etapa del flujo de machine learning.</w:t>
+      </w:r>
+    </w:p>
+    <w:bookmarkEnd w:id="31"/>
+    <w:bookmarkStart w:id="32" w:name="X1a79ab88e2d7186270265fb5aff2d0ba9f987d6"/>
+    <w:p>
+      <w:pPr>
+        <w:pStyle w:val="Heading2"/>
+      </w:pPr>
+      <w:r>
+        <w:t xml:space="preserve">5. Justificación de la relevancia del proyecto</w:t>
+      </w:r>
+    </w:p>
+    <w:p>
+      <w:pPr>
+        <w:pStyle w:val="FirstParagraph"/>
+      </w:pPr>
+      <w:r>
+        <w:t xml:space="preserve">Resolver esta problemática tiene valor para las dos organizaciones y para sus decisiones.</w:t>
+      </w:r>
+    </w:p>
+    <w:p>
+      <w:pPr>
+        <w:numPr>
+          <w:ilvl w:val="0"/>
+          <w:numId w:val="1003"/>
+        </w:numPr>
+        <w:pStyle w:val="Compact"/>
+      </w:pPr>
+      <w:r>
+        <w:rPr>
+          <w:bCs/>
+          <w:b/>
+        </w:rPr>
+        <w:t xml:space="preserve">Para Red Comercial Boreal</w:t>
+      </w:r>
+      <w:r>
+        <w:t xml:space="preserve">, pronósticos más confiables significan comprar y distribuir el inventario según la demanda esperada de cada producto y sucursal. Eso reduce los costos de almacenamiento y las ventas perdidas por desabasto. La segmentación de clientes le permitirá además orientar mejor sus campañas y promociones.</w:t>
+      </w:r>
+    </w:p>
+    <w:p>
+      <w:pPr>
+        <w:numPr>
+          <w:ilvl w:val="0"/>
+          <w:numId w:val="1003"/>
+        </w:numPr>
+        <w:pStyle w:val="Compact"/>
+      </w:pPr>
+      <w:r>
+        <w:rPr>
+          <w:bCs/>
+          <w:b/>
+        </w:rPr>
+        <w:t xml:space="preserve">Para Lúmina</w:t>
+      </w:r>
+      <w:r>
+        <w:t xml:space="preserve">, el framework es la base para pasar de la analítica descriptiva a la predictiva, que es lo que el mercado exige. Le permitirá conservar a un cliente estratégico y ofrecer servicios de mayor valor a otros clientes, porque reutilizará la misma librería en cada proyecto.</w:t>
+      </w:r>
+    </w:p>
+    <w:p>
+      <w:pPr>
+        <w:numPr>
+          <w:ilvl w:val="0"/>
+          <w:numId w:val="1003"/>
+        </w:numPr>
+        <w:pStyle w:val="Compact"/>
+      </w:pPr>
+      <w:r>
+        <w:rPr>
+          <w:bCs/>
+          <w:b/>
+        </w:rPr>
+        <w:t xml:space="preserve">Para la toma de decisiones</w:t>
+      </w:r>
+      <w:r>
+        <w:t xml:space="preserve">, el cambio más importante es que las decisiones se basarán en evidencia trazable y validada, no en análisis aislados o en la intuición. Cuando un directivo pregunte</w:t>
+      </w:r>
+      <w:r>
+        <w:t xml:space="preserve"> </w:t>
+      </w:r>
+      <w:r>
+        <w:t xml:space="preserve">“</w:t>
+      </w:r>
+      <w:r>
+        <w:t xml:space="preserve">¿por qué debemos pedir más de este producto?</w:t>
+      </w:r>
+      <w:r>
+        <w:t xml:space="preserve">”</w:t>
+      </w:r>
+      <w:r>
+        <w:t xml:space="preserve">, la respuesta estará respaldada por datos limpios, un modelo evaluado y un margen de error conocido.</w:t>
+      </w:r>
+    </w:p>
+    <w:p>
+      <w:pPr>
+        <w:pStyle w:val="FirstParagraph"/>
+      </w:pPr>
+      <w:r>
+        <w:t xml:space="preserve">El proyecto también es viable. No requiere tecnología costosa, sino herramientas de código abierto (Python y sus librerías) y disciplina metodológica, y se puede construir de forma incremental, módulo por módulo.</w:t>
+      </w:r>
+    </w:p>
+    <w:bookmarkEnd w:id="32"/>
+    <w:bookmarkStart w:id="41" w:name="evidencia-de-trabajo-propio"/>
+    <w:p>
+      <w:pPr>
+        <w:pStyle w:val="Heading2"/>
+      </w:pPr>
+      <w:r>
+        <w:t xml:space="preserve">6. Evidencia de trabajo propio</w:t>
+      </w:r>
+    </w:p>
+    <w:bookmarkStart w:id="33" w:name="notas-de-análisis"/>
     <w:p>
       <w:pPr>
         <w:pStyle w:val="Heading3"/>
       </w:pPr>
       <w:r>
-        <w:t xml:space="preserve">5.3 Análisis predictivo</w:t>
+        <w:t xml:space="preserve">6.1 Notas de análisis</w:t>
+      </w:r>
+    </w:p>
+    <w:p>
+      <w:pPr>
+        <w:numPr>
+          <w:ilvl w:val="0"/>
+          <w:numId w:val="1004"/>
+        </w:numPr>
+        <w:pStyle w:val="Compact"/>
+      </w:pPr>
+      <w:r>
+        <w:t xml:space="preserve">El caso describe</w:t>
+      </w:r>
+      <w:r>
+        <w:t xml:space="preserve"> </w:t>
+      </w:r>
+      <w:r>
+        <w:rPr>
+          <w:bCs/>
+          <w:b/>
+        </w:rPr>
+        <w:t xml:space="preserve">dos problemas que se refuerzan</w:t>
+      </w:r>
+      <w:r>
+        <w:t xml:space="preserve">: uno de</w:t>
+      </w:r>
+      <w:r>
+        <w:t xml:space="preserve"> </w:t>
+      </w:r>
+      <w:r>
+        <w:rPr>
+          <w:iCs/>
+          <w:i/>
+        </w:rPr>
+        <w:t xml:space="preserve">datos</w:t>
+      </w:r>
+      <w:r>
+        <w:t xml:space="preserve"> </w:t>
+      </w:r>
+      <w:r>
+        <w:t xml:space="preserve">(calidad e inconsistencia) y otro de</w:t>
+      </w:r>
+      <w:r>
+        <w:t xml:space="preserve"> </w:t>
+      </w:r>
+      <w:r>
+        <w:rPr>
+          <w:iCs/>
+          <w:i/>
+        </w:rPr>
+        <w:t xml:space="preserve">proceso</w:t>
+      </w:r>
+      <w:r>
+        <w:t xml:space="preserve"> </w:t>
+      </w:r>
+      <w:r>
+        <w:t xml:space="preserve">(falta de estandarización). Aunque los datos se limpiaran, el problema volvería en cada proyecto si el proceso sigue siendo individual.</w:t>
+      </w:r>
+    </w:p>
+    <w:p>
+      <w:pPr>
+        <w:numPr>
+          <w:ilvl w:val="0"/>
+          <w:numId w:val="1004"/>
+        </w:numPr>
+        <w:pStyle w:val="Compact"/>
+      </w:pPr>
+      <w:r>
+        <w:t xml:space="preserve">Lo que dispara la crisis es un</w:t>
+      </w:r>
+      <w:r>
+        <w:t xml:space="preserve"> </w:t>
+      </w:r>
+      <w:r>
+        <w:rPr>
+          <w:bCs/>
+          <w:b/>
+        </w:rPr>
+        <w:t xml:space="preserve">síntoma operativo</w:t>
+      </w:r>
+      <w:r>
+        <w:t xml:space="preserve"> </w:t>
+      </w:r>
+      <w:r>
+        <w:t xml:space="preserve">(excesos y faltantes de inventario), pero la causa de fondo es</w:t>
+      </w:r>
+      <w:r>
+        <w:t xml:space="preserve"> </w:t>
+      </w:r>
+      <w:r>
+        <w:rPr>
+          <w:bCs/>
+          <w:b/>
+        </w:rPr>
+        <w:t xml:space="preserve">metodológica</w:t>
+      </w:r>
+      <w:r>
+        <w:t xml:space="preserve">.</w:t>
+      </w:r>
+    </w:p>
+    <w:p>
+      <w:pPr>
+        <w:numPr>
+          <w:ilvl w:val="0"/>
+          <w:numId w:val="1004"/>
+        </w:numPr>
+        <w:pStyle w:val="Compact"/>
+      </w:pPr>
+      <w:r>
+        <w:t xml:space="preserve">La frase</w:t>
+      </w:r>
+      <w:r>
+        <w:t xml:space="preserve"> </w:t>
+      </w:r>
+      <w:r>
+        <w:t xml:space="preserve">“</w:t>
+      </w:r>
+      <w:r>
+        <w:t xml:space="preserve">un modelo puede mostrar buen desempeño en un conjunto de datos, pero fallar cuando se aplica a otro</w:t>
+      </w:r>
+      <w:r>
+        <w:t xml:space="preserve">”</w:t>
+      </w:r>
+      <w:r>
+        <w:t xml:space="preserve"> </w:t>
+      </w:r>
+      <w:r>
+        <w:t xml:space="preserve">sugiere</w:t>
+      </w:r>
+      <w:r>
+        <w:t xml:space="preserve"> </w:t>
+      </w:r>
+      <w:r>
+        <w:rPr>
+          <w:bCs/>
+          <w:b/>
+        </w:rPr>
+        <w:t xml:space="preserve">sobreajuste</w:t>
+      </w:r>
+      <w:r>
+        <w:t xml:space="preserve"> </w:t>
+      </w:r>
+      <w:r>
+        <w:t xml:space="preserve">o falta de validación adecuada. Es un punto que el módulo de evaluación debe atender.</w:t>
+      </w:r>
+    </w:p>
+    <w:p>
+      <w:pPr>
+        <w:numPr>
+          <w:ilvl w:val="0"/>
+          <w:numId w:val="1004"/>
+        </w:numPr>
+        <w:pStyle w:val="Compact"/>
+      </w:pPr>
+      <w:r>
+        <w:t xml:space="preserve">El caso aclara que</w:t>
+      </w:r>
+      <w:r>
+        <w:t xml:space="preserve"> </w:t>
+      </w:r>
+      <w:r>
+        <w:t xml:space="preserve">“</w:t>
+      </w:r>
+      <w:r>
+        <w:t xml:space="preserve">la prioridad no es prometer predicciones perfectas</w:t>
+      </w:r>
+      <w:r>
+        <w:t xml:space="preserve">”</w:t>
+      </w:r>
+      <w:r>
+        <w:t xml:space="preserve">. Por eso el éxito del proyecto se debe medir por su</w:t>
+      </w:r>
+      <w:r>
+        <w:t xml:space="preserve"> </w:t>
+      </w:r>
+      <w:r>
+        <w:rPr>
+          <w:bCs/>
+          <w:b/>
+        </w:rPr>
+        <w:t xml:space="preserve">confiabilidad, trazabilidad y utilidad</w:t>
+      </w:r>
+      <w:r>
+        <w:t xml:space="preserve">, no solo por la precisión del modelo.</w:t>
+      </w:r>
+    </w:p>
+    <w:p>
+      <w:pPr>
+        <w:numPr>
+          <w:ilvl w:val="0"/>
+          <w:numId w:val="1004"/>
+        </w:numPr>
+        <w:pStyle w:val="Compact"/>
+      </w:pPr>
+      <w:r>
+        <w:t xml:space="preserve">Boreal tiene</w:t>
+      </w:r>
+      <w:r>
+        <w:t xml:space="preserve"> </w:t>
+      </w:r>
+      <w:r>
+        <w:rPr>
+          <w:bCs/>
+          <w:b/>
+        </w:rPr>
+        <w:t xml:space="preserve">tres preguntas de negocio</w:t>
+      </w:r>
+      <w:r>
+        <w:t xml:space="preserve"> </w:t>
+      </w:r>
+      <w:r>
+        <w:t xml:space="preserve">distintas: qué productos priorizar (pronóstico), qué segmentos atender (segmentación) y cómo planear campañas (efecto de las promociones). Esto justifica que el framework incluya modelos supervisados y no supervisados.</w:t>
+      </w:r>
+    </w:p>
+    <w:p>
+      <w:pPr>
+        <w:numPr>
+          <w:ilvl w:val="0"/>
+          <w:numId w:val="1004"/>
+        </w:numPr>
+        <w:pStyle w:val="Compact"/>
+      </w:pPr>
+      <w:r>
+        <w:t xml:space="preserve">La</w:t>
+      </w:r>
+      <w:r>
+        <w:t xml:space="preserve"> </w:t>
+      </w:r>
+      <w:r>
+        <w:rPr>
+          <w:bCs/>
+          <w:b/>
+        </w:rPr>
+        <w:t xml:space="preserve">comunicación</w:t>
+      </w:r>
+      <w:r>
+        <w:t xml:space="preserve"> </w:t>
+      </w:r>
+      <w:r>
+        <w:t xml:space="preserve">es una causa tan importante como la técnica. Un modelo correcto que nadie entiende no sirve para decidir.</w:t>
+      </w:r>
+    </w:p>
+    <w:bookmarkEnd w:id="33"/>
+    <w:bookmarkStart w:id="34" w:name="Xb1b6c7186d6a21b37447ee508f936fe8c013457"/>
+    <w:p>
+      <w:pPr>
+        <w:pStyle w:val="Heading3"/>
+      </w:pPr>
+      <w:r>
+        <w:t xml:space="preserve">6.2 Tabla comparativa de necesidades detectadas</w:t>
+      </w:r>
+    </w:p>
+    <w:tbl>
+      <w:tblPr>
+        <w:tblStyle w:val="Table"/>
+        <w:tblW w:type="pct" w:w="5000"/>
+        <w:tblLook w:firstRow="1" w:lastRow="0" w:firstColumn="0" w:lastColumn="0" w:noHBand="0" w:noVBand="0" w:val="0020"/>
+        <w:jc w:val="start"/>
+      </w:tblPr>
+      <w:tblGrid>
+        <w:gridCol w:w="1980"/>
+        <w:gridCol w:w="1980"/>
+        <w:gridCol w:w="1980"/>
+        <w:gridCol w:w="1980"/>
+      </w:tblGrid>
+      <w:tr>
+        <w:trPr>
+          <w:tblHeader w:val="true"/>
+        </w:trPr>
+        <w:tc>
+          <w:tcPr/>
+          <w:p>
+            <w:pPr>
+              <w:pStyle w:val="Compact"/>
+              <w:jc w:val="left"/>
+            </w:pPr>
+            <w:r>
+              <w:t xml:space="preserve">Necesidad</w:t>
+            </w:r>
+          </w:p>
+        </w:tc>
+        <w:tc>
+          <w:tcPr/>
+          <w:p>
+            <w:pPr>
+              <w:pStyle w:val="Compact"/>
+              <w:jc w:val="left"/>
+            </w:pPr>
+            <w:r>
+              <w:t xml:space="preserve">Quién la tiene</w:t>
+            </w:r>
+          </w:p>
+        </w:tc>
+        <w:tc>
+          <w:tcPr/>
+          <w:p>
+            <w:pPr>
+              <w:pStyle w:val="Compact"/>
+              <w:jc w:val="left"/>
+            </w:pPr>
+            <w:r>
+              <w:t xml:space="preserve">Prioridad</w:t>
+            </w:r>
+          </w:p>
+        </w:tc>
+        <w:tc>
+          <w:tcPr/>
+          <w:p>
+            <w:pPr>
+              <w:pStyle w:val="Compact"/>
+              <w:jc w:val="left"/>
+            </w:pPr>
+            <w:r>
+              <w:t xml:space="preserve">Etapa del flujo que la atiende</w:t>
+            </w:r>
+          </w:p>
+        </w:tc>
+      </w:tr>
+      <w:tr>
+        <w:tc>
+          <w:tcPr/>
+          <w:p>
+            <w:pPr>
+              <w:pStyle w:val="Compact"/>
+              <w:jc w:val="left"/>
+            </w:pPr>
+            <w:r>
+              <w:t xml:space="preserve">Datos limpios y homologados</w:t>
+            </w:r>
+          </w:p>
+        </w:tc>
+        <w:tc>
+          <w:tcPr/>
+          <w:p>
+            <w:pPr>
+              <w:pStyle w:val="Compact"/>
+              <w:jc w:val="left"/>
+            </w:pPr>
+            <w:r>
+              <w:t xml:space="preserve">Analistas de Lúmina</w:t>
+            </w:r>
+          </w:p>
+        </w:tc>
+        <w:tc>
+          <w:tcPr/>
+          <w:p>
+            <w:pPr>
+              <w:pStyle w:val="Compact"/>
+              <w:jc w:val="left"/>
+            </w:pPr>
+            <w:r>
+              <w:t xml:space="preserve">Alta</w:t>
+            </w:r>
+          </w:p>
+        </w:tc>
+        <w:tc>
+          <w:tcPr/>
+          <w:p>
+            <w:pPr>
+              <w:pStyle w:val="Compact"/>
+              <w:jc w:val="left"/>
+            </w:pPr>
+            <w:r>
+              <w:t xml:space="preserve">Carga y limpieza</w:t>
+            </w:r>
+          </w:p>
+        </w:tc>
+      </w:tr>
+      <w:tr>
+        <w:tc>
+          <w:tcPr/>
+          <w:p>
+            <w:pPr>
+              <w:pStyle w:val="Compact"/>
+              <w:jc w:val="left"/>
+            </w:pPr>
+            <w:r>
+              <w:t xml:space="preserve">Proceso común y reproducible</w:t>
+            </w:r>
+          </w:p>
+        </w:tc>
+        <w:tc>
+          <w:tcPr/>
+          <w:p>
+            <w:pPr>
+              <w:pStyle w:val="Compact"/>
+              <w:jc w:val="left"/>
+            </w:pPr>
+            <w:r>
+              <w:t xml:space="preserve">Lúmina (dirección y analistas)</w:t>
+            </w:r>
+          </w:p>
+        </w:tc>
+        <w:tc>
+          <w:tcPr/>
+          <w:p>
+            <w:pPr>
+              <w:pStyle w:val="Compact"/>
+              <w:jc w:val="left"/>
+            </w:pPr>
+            <w:r>
+              <w:t xml:space="preserve">Alta</w:t>
+            </w:r>
+          </w:p>
+        </w:tc>
+        <w:tc>
+          <w:tcPr/>
+          <w:p>
+            <w:pPr>
+              <w:pStyle w:val="Compact"/>
+              <w:jc w:val="left"/>
+            </w:pPr>
+            <w:r>
+              <w:t xml:space="preserve">Toda la librería modular</w:t>
+            </w:r>
+          </w:p>
+        </w:tc>
+      </w:tr>
+      <w:tr>
+        <w:tc>
+          <w:tcPr/>
+          <w:p>
+            <w:pPr>
+              <w:pStyle w:val="Compact"/>
+              <w:jc w:val="left"/>
+            </w:pPr>
+            <w:r>
+              <w:t xml:space="preserve">Pronósticos de demanda confiables</w:t>
+            </w:r>
+          </w:p>
+        </w:tc>
+        <w:tc>
+          <w:tcPr/>
+          <w:p>
+            <w:pPr>
+              <w:pStyle w:val="Compact"/>
+              <w:jc w:val="left"/>
+            </w:pPr>
+            <w:r>
+              <w:t xml:space="preserve">Responsables de negocio y sucursales de Boreal</w:t>
+            </w:r>
+          </w:p>
+        </w:tc>
+        <w:tc>
+          <w:tcPr/>
+          <w:p>
+            <w:pPr>
+              <w:pStyle w:val="Compact"/>
+              <w:jc w:val="left"/>
+            </w:pPr>
+            <w:r>
+              <w:t xml:space="preserve">Alta</w:t>
+            </w:r>
+          </w:p>
+        </w:tc>
+        <w:tc>
+          <w:tcPr/>
+          <w:p>
+            <w:pPr>
+              <w:pStyle w:val="Compact"/>
+              <w:jc w:val="left"/>
+            </w:pPr>
+            <w:r>
+              <w:t xml:space="preserve">Modelado supervisado y evaluación</w:t>
+            </w:r>
+          </w:p>
+        </w:tc>
+      </w:tr>
+      <w:tr>
+        <w:tc>
+          <w:tcPr/>
+          <w:p>
+            <w:pPr>
+              <w:pStyle w:val="Compact"/>
+              <w:jc w:val="left"/>
+            </w:pPr>
+            <w:r>
+              <w:t xml:space="preserve">Modelos que generalicen a otros datos</w:t>
+            </w:r>
+          </w:p>
+        </w:tc>
+        <w:tc>
+          <w:tcPr/>
+          <w:p>
+            <w:pPr>
+              <w:pStyle w:val="Compact"/>
+              <w:jc w:val="left"/>
+            </w:pPr>
+            <w:r>
+              <w:t xml:space="preserve">Analistas de Lúmina</w:t>
+            </w:r>
+          </w:p>
+        </w:tc>
+        <w:tc>
+          <w:tcPr/>
+          <w:p>
+            <w:pPr>
+              <w:pStyle w:val="Compact"/>
+              <w:jc w:val="left"/>
+            </w:pPr>
+            <w:r>
+              <w:t xml:space="preserve">Alta</w:t>
+            </w:r>
+          </w:p>
+        </w:tc>
+        <w:tc>
+          <w:tcPr/>
+          <w:p>
+            <w:pPr>
+              <w:pStyle w:val="Compact"/>
+              <w:jc w:val="left"/>
+            </w:pPr>
+            <w:r>
+              <w:t xml:space="preserve">Evaluación (validación cruzada)</w:t>
+            </w:r>
+          </w:p>
+        </w:tc>
+      </w:tr>
+      <w:tr>
+        <w:tc>
+          <w:tcPr/>
+          <w:p>
+            <w:pPr>
+              <w:pStyle w:val="Compact"/>
+              <w:jc w:val="left"/>
+            </w:pPr>
+            <w:r>
+              <w:t xml:space="preserve">Reportes comprensibles</w:t>
+            </w:r>
+          </w:p>
+        </w:tc>
+        <w:tc>
+          <w:tcPr/>
+          <w:p>
+            <w:pPr>
+              <w:pStyle w:val="Compact"/>
+              <w:jc w:val="left"/>
+            </w:pPr>
+            <w:r>
+              <w:t xml:space="preserve">Responsables de negocio de Boreal</w:t>
+            </w:r>
+          </w:p>
+        </w:tc>
+        <w:tc>
+          <w:tcPr/>
+          <w:p>
+            <w:pPr>
+              <w:pStyle w:val="Compact"/>
+              <w:jc w:val="left"/>
+            </w:pPr>
+            <w:r>
+              <w:t xml:space="preserve">Media-alta</w:t>
+            </w:r>
+          </w:p>
+        </w:tc>
+        <w:tc>
+          <w:tcPr/>
+          <w:p>
+            <w:pPr>
+              <w:pStyle w:val="Compact"/>
+              <w:jc w:val="left"/>
+            </w:pPr>
+            <w:r>
+              <w:t xml:space="preserve">Visualización y reportes</w:t>
+            </w:r>
+          </w:p>
+        </w:tc>
+      </w:tr>
+      <w:tr>
+        <w:tc>
+          <w:tcPr/>
+          <w:p>
+            <w:pPr>
+              <w:pStyle w:val="Compact"/>
+              <w:jc w:val="left"/>
+            </w:pPr>
+            <w:r>
+              <w:t xml:space="preserve">Segmentos de clientes para campañas</w:t>
+            </w:r>
+          </w:p>
+        </w:tc>
+        <w:tc>
+          <w:tcPr/>
+          <w:p>
+            <w:pPr>
+              <w:pStyle w:val="Compact"/>
+              <w:jc w:val="left"/>
+            </w:pPr>
+            <w:r>
+              <w:t xml:space="preserve">Marketing y comercial de Boreal</w:t>
+            </w:r>
+          </w:p>
+        </w:tc>
+        <w:tc>
+          <w:tcPr/>
+          <w:p>
+            <w:pPr>
+              <w:pStyle w:val="Compact"/>
+              <w:jc w:val="left"/>
+            </w:pPr>
+            <w:r>
+              <w:t xml:space="preserve">Media</w:t>
+            </w:r>
+          </w:p>
+        </w:tc>
+        <w:tc>
+          <w:tcPr/>
+          <w:p>
+            <w:pPr>
+              <w:pStyle w:val="Compact"/>
+              <w:jc w:val="left"/>
+            </w:pPr>
+            <w:r>
+              <w:t xml:space="preserve">Modelado no supervisado</w:t>
+            </w:r>
+          </w:p>
+        </w:tc>
+      </w:tr>
+      <w:tr>
+        <w:tc>
+          <w:tcPr/>
+          <w:p>
+            <w:pPr>
+              <w:pStyle w:val="Compact"/>
+              <w:jc w:val="left"/>
+            </w:pPr>
+            <w:r>
+              <w:t xml:space="preserve">Recuperar la confianza del cliente</w:t>
+            </w:r>
+          </w:p>
+        </w:tc>
+        <w:tc>
+          <w:tcPr/>
+          <w:p>
+            <w:pPr>
+              <w:pStyle w:val="Compact"/>
+              <w:jc w:val="left"/>
+            </w:pPr>
+            <w:r>
+              <w:t xml:space="preserve">Dirección de Lúmina</w:t>
+            </w:r>
+          </w:p>
+        </w:tc>
+        <w:tc>
+          <w:tcPr/>
+          <w:p>
+            <w:pPr>
+              <w:pStyle w:val="Compact"/>
+              <w:jc w:val="left"/>
+            </w:pPr>
+            <w:r>
+              <w:t xml:space="preserve">Alta (estratégica)</w:t>
+            </w:r>
+          </w:p>
+        </w:tc>
+        <w:tc>
+          <w:tcPr/>
+          <w:p>
+            <w:pPr>
+              <w:pStyle w:val="Compact"/>
+              <w:jc w:val="left"/>
+            </w:pPr>
+            <w:r>
+              <w:t xml:space="preserve">Resultado del proyecto completo</w:t>
+            </w:r>
+          </w:p>
+        </w:tc>
+      </w:tr>
+    </w:tbl>
+    <w:bookmarkEnd w:id="34"/>
+    <w:bookmarkStart w:id="38" w:name="mapa-del-problema"/>
+    <w:p>
+      <w:pPr>
+        <w:pStyle w:val="Heading3"/>
+      </w:pPr>
+      <w:r>
+        <w:t xml:space="preserve">6.3 Mapa del problema</w:t>
+      </w:r>
+    </w:p>
+    <w:p>
+      <w:pPr>
+        <w:pStyle w:val="FirstParagraph"/>
+      </w:pPr>
+      <w:r>
+        <w:t xml:space="preserve">La figura 1 resume en un diagrama de causa-efecto (Ishikawa) las causas que identifiqué, agrupadas en cuatro categorías, y el efecto que producen.</w:t>
+      </w:r>
+    </w:p>
+    <w:p>
+      <w:pPr>
+        <w:pStyle w:val="CaptionedFigure"/>
+      </w:pPr>
+      <w:r>
+        <w:drawing>
+          <wp:inline>
+            <wp:extent cx="5334000" cy="2889250"/>
+            <wp:effectExtent b="0" l="0" r="0" t="0"/>
+            <wp:docPr descr="Figura 1. Mapa del problema: diagrama de causa-efecto de la problemática de Lúmina Datos Operativos. Elaboración propia." title="" id="36" name="Picture"/>
+            <a:graphic>
+              <a:graphicData uri="http://schemas.openxmlformats.org/drawingml/2006/picture">
+                <pic:pic>
+                  <pic:nvPicPr>
+                    <pic:cNvPr descr="mapa_problema.png" id="37" name="Picture"/>
+                    <pic:cNvPicPr>
+                      <a:picLocks noChangeArrowheads="1" noChangeAspect="1"/>
+                    </pic:cNvPicPr>
+                  </pic:nvPicPr>
+                  <pic:blipFill>
+                    <a:blip r:embed="rId35"/>
+                    <a:stretch>
+                      <a:fillRect/>
+                    </a:stretch>
+                  </pic:blipFill>
+                  <pic:spPr bwMode="auto">
+                    <a:xfrm>
+                      <a:off x="0" y="0"/>
+                      <a:ext cx="5334000" cy="2889250"/>
+                    </a:xfrm>
+                    <a:prstGeom prst="rect">
+                      <a:avLst/>
+                    </a:prstGeom>
+                    <a:noFill/>
+                    <a:ln w="9525">
+                      <a:noFill/>
+                      <a:headEnd/>
+                      <a:tailEnd/>
+                    </a:ln>
+                  </pic:spPr>
+                </pic:pic>
+              </a:graphicData>
+            </a:graphic>
+          </wp:inline>
+        </w:drawing>
+      </w:r>
+    </w:p>
+    <w:p>
+      <w:pPr>
+        <w:pStyle w:val="ImageCaption"/>
+      </w:pPr>
+      <w:r>
+        <w:t xml:space="preserve">Figura 1. Mapa del problema: diagrama de causa-efecto de la problemática de Lúmina Datos Operativos. Elaboración propia.</w:t>
+      </w:r>
+    </w:p>
+    <w:bookmarkEnd w:id="38"/>
+    <w:bookmarkStart w:id="39" w:name="registro-breve-de-decisiones"/>
+    <w:p>
+      <w:pPr>
+        <w:pStyle w:val="Heading3"/>
+      </w:pPr>
+      <w:r>
+        <w:t xml:space="preserve">6.4 Registro breve de decisiones</w:t>
+      </w:r>
+    </w:p>
+    <w:tbl>
+      <w:tblPr>
+        <w:tblStyle w:val="Table"/>
+        <w:tblW w:type="pct" w:w="5000"/>
+        <w:tblLook w:firstRow="1" w:lastRow="0" w:firstColumn="0" w:lastColumn="0" w:noHBand="0" w:noVBand="0" w:val="0020"/>
+        <w:jc w:val="start"/>
+      </w:tblPr>
+      <w:tblGrid>
+        <w:gridCol w:w="377"/>
+        <w:gridCol w:w="3771"/>
+        <w:gridCol w:w="3771"/>
+      </w:tblGrid>
+      <w:tr>
+        <w:trPr>
+          <w:tblHeader w:val="true"/>
+        </w:trPr>
+        <w:tc>
+          <w:tcPr/>
+          <w:p>
+            <w:pPr>
+              <w:pStyle w:val="Compact"/>
+              <w:jc w:val="left"/>
+            </w:pPr>
+            <w:r>
+              <w:t xml:space="preserve">#</w:t>
+            </w:r>
+          </w:p>
+        </w:tc>
+        <w:tc>
+          <w:tcPr/>
+          <w:p>
+            <w:pPr>
+              <w:pStyle w:val="Compact"/>
+              <w:jc w:val="left"/>
+            </w:pPr>
+            <w:r>
+              <w:t xml:space="preserve">Decisión</w:t>
+            </w:r>
+          </w:p>
+        </w:tc>
+        <w:tc>
+          <w:tcPr/>
+          <w:p>
+            <w:pPr>
+              <w:pStyle w:val="Compact"/>
+              <w:jc w:val="left"/>
+            </w:pPr>
+            <w:r>
+              <w:t xml:space="preserve">Justificación</w:t>
+            </w:r>
+          </w:p>
+        </w:tc>
+      </w:tr>
+      <w:tr>
+        <w:tc>
+          <w:tcPr/>
+          <w:p>
+            <w:pPr>
+              <w:pStyle w:val="Compact"/>
+              <w:jc w:val="left"/>
+            </w:pPr>
+            <w:r>
+              <w:t xml:space="preserve">1</w:t>
+            </w:r>
+          </w:p>
+        </w:tc>
+        <w:tc>
+          <w:tcPr/>
+          <w:p>
+            <w:pPr>
+              <w:pStyle w:val="Compact"/>
+              <w:jc w:val="left"/>
+            </w:pPr>
+            <w:r>
+              <w:t xml:space="preserve">Trabajar con el caso práctico del curso (Lúmina)</w:t>
+            </w:r>
+          </w:p>
+        </w:tc>
+        <w:tc>
+          <w:tcPr/>
+          <w:p>
+            <w:pPr>
+              <w:pStyle w:val="Compact"/>
+              <w:jc w:val="left"/>
+            </w:pPr>
+            <w:r>
+              <w:t xml:space="preserve">Plantea una necesidad completa y acotada que abarca todas las etapas del proyecto</w:t>
+            </w:r>
+          </w:p>
+        </w:tc>
+      </w:tr>
+      <w:tr>
+        <w:tc>
+          <w:tcPr/>
+          <w:p>
+            <w:pPr>
+              <w:pStyle w:val="Compact"/>
+              <w:jc w:val="left"/>
+            </w:pPr>
+            <w:r>
+              <w:t xml:space="preserve">2</w:t>
+            </w:r>
+          </w:p>
+        </w:tc>
+        <w:tc>
+          <w:tcPr/>
+          <w:p>
+            <w:pPr>
+              <w:pStyle w:val="Compact"/>
+              <w:jc w:val="left"/>
+            </w:pPr>
+            <w:r>
+              <w:t xml:space="preserve">Leer el caso en voz alta y grabarlo en Plaud para tener una transcripción de apoyo</w:t>
+            </w:r>
+          </w:p>
+        </w:tc>
+        <w:tc>
+          <w:tcPr/>
+          <w:p>
+            <w:pPr>
+              <w:pStyle w:val="Compact"/>
+              <w:jc w:val="left"/>
+            </w:pPr>
+            <w:r>
+              <w:t xml:space="preserve">Facilitar la revisión del caso y la organización de ideas</w:t>
+            </w:r>
+          </w:p>
+        </w:tc>
+      </w:tr>
+      <w:tr>
+        <w:tc>
+          <w:tcPr/>
+          <w:p>
+            <w:pPr>
+              <w:pStyle w:val="Compact"/>
+              <w:jc w:val="left"/>
+            </w:pPr>
+            <w:r>
+              <w:t xml:space="preserve">3</w:t>
+            </w:r>
+          </w:p>
+        </w:tc>
+        <w:tc>
+          <w:tcPr/>
+          <w:p>
+            <w:pPr>
+              <w:pStyle w:val="Compact"/>
+              <w:jc w:val="left"/>
+            </w:pPr>
+            <w:r>
+              <w:t xml:space="preserve">Basar el análisis solo en el caso y no en otras fuentes del curso</w:t>
+            </w:r>
+          </w:p>
+        </w:tc>
+        <w:tc>
+          <w:tcPr/>
+          <w:p>
+            <w:pPr>
+              <w:pStyle w:val="Compact"/>
+              <w:jc w:val="left"/>
+            </w:pPr>
+            <w:r>
+              <w:t xml:space="preserve">Mantener el diagnóstico apegado a la información disponible y evitar suposiciones</w:t>
+            </w:r>
+          </w:p>
+        </w:tc>
+      </w:tr>
+      <w:tr>
+        <w:tc>
+          <w:tcPr/>
+          <w:p>
+            <w:pPr>
+              <w:pStyle w:val="Compact"/>
+              <w:jc w:val="left"/>
+            </w:pPr>
+            <w:r>
+              <w:t xml:space="preserve">4</w:t>
+            </w:r>
+          </w:p>
+        </w:tc>
+        <w:tc>
+          <w:tcPr/>
+          <w:p>
+            <w:pPr>
+              <w:pStyle w:val="Compact"/>
+              <w:jc w:val="left"/>
+            </w:pPr>
+            <w:r>
+              <w:t xml:space="preserve">Organizar las causas en cuatro categorías (datos, procesos, métodos y comunicación)</w:t>
+            </w:r>
+          </w:p>
+        </w:tc>
+        <w:tc>
+          <w:tcPr/>
+          <w:p>
+            <w:pPr>
+              <w:pStyle w:val="Compact"/>
+              <w:jc w:val="left"/>
+            </w:pPr>
+            <w:r>
+              <w:t xml:space="preserve">Distinguir los problemas técnicos de los de proceso y comunicación</w:t>
+            </w:r>
+          </w:p>
+        </w:tc>
+      </w:tr>
+      <w:tr>
+        <w:tc>
+          <w:tcPr/>
+          <w:p>
+            <w:pPr>
+              <w:pStyle w:val="Compact"/>
+              <w:jc w:val="left"/>
+            </w:pPr>
+            <w:r>
+              <w:t xml:space="preserve">5</w:t>
+            </w:r>
+          </w:p>
+        </w:tc>
+        <w:tc>
+          <w:tcPr/>
+          <w:p>
+            <w:pPr>
+              <w:pStyle w:val="Compact"/>
+              <w:jc w:val="left"/>
+            </w:pPr>
+            <w:r>
+              <w:t xml:space="preserve">Delimitar la problemática al pronóstico de demanda por producto y sucursal</w:t>
+            </w:r>
+          </w:p>
+        </w:tc>
+        <w:tc>
+          <w:tcPr/>
+          <w:p>
+            <w:pPr>
+              <w:pStyle w:val="Compact"/>
+              <w:jc w:val="left"/>
+            </w:pPr>
+            <w:r>
+              <w:t xml:space="preserve">Evitar un problema demasiado amplio y enfocarlo en la necesidad más urgente del cliente</w:t>
+            </w:r>
+          </w:p>
+        </w:tc>
+      </w:tr>
+      <w:tr>
+        <w:tc>
+          <w:tcPr/>
+          <w:p>
+            <w:pPr>
+              <w:pStyle w:val="Compact"/>
+              <w:jc w:val="left"/>
+            </w:pPr>
+            <w:r>
+              <w:t xml:space="preserve">6</w:t>
+            </w:r>
+          </w:p>
+        </w:tc>
+        <w:tc>
+          <w:tcPr/>
+          <w:p>
+            <w:pPr>
+              <w:pStyle w:val="Compact"/>
+              <w:jc w:val="left"/>
+            </w:pPr>
+            <w:r>
+              <w:t xml:space="preserve">Considerar también la segmentación con modelos no supervisados</w:t>
+            </w:r>
+          </w:p>
+        </w:tc>
+        <w:tc>
+          <w:tcPr/>
+          <w:p>
+            <w:pPr>
+              <w:pStyle w:val="Compact"/>
+              <w:jc w:val="left"/>
+            </w:pPr>
+            <w:r>
+              <w:t xml:space="preserve">Responder a la necesidad de Boreal de saber qué segmentos atender</w:t>
+            </w:r>
+          </w:p>
+        </w:tc>
+      </w:tr>
+    </w:tbl>
+    <w:bookmarkEnd w:id="39"/>
+    <w:bookmarkStart w:id="40" w:name="reflexión-personal"/>
+    <w:p>
+      <w:pPr>
+        <w:pStyle w:val="Heading3"/>
+      </w:pPr>
+      <w:r>
+        <w:t xml:space="preserve">6.5 Reflexión personal</w:t>
+      </w:r>
+    </w:p>
+    <w:p>
+      <w:pPr>
+        <w:pStyle w:val="FirstParagraph"/>
+      </w:pPr>
+      <w:r>
+        <w:rPr>
+          <w:iCs/>
+          <w:i/>
+        </w:rPr>
+        <w:t xml:space="preserve">[Escribe aquí tu reflexión con tus propias palabras. Ideas que puedes desarrollar: qué te sorprendió del caso; por qué crees que el problema de Lúmina es más de proceso que de tecnología; qué relación ves con situaciones reales que conoces; qué esperas aprender al construir la librería; qué reto anticipas en las siguientes etapas.]</w:t>
+      </w:r>
+    </w:p>
+    <w:bookmarkEnd w:id="40"/>
+    <w:bookmarkEnd w:id="41"/>
+    <w:bookmarkStart w:id="42" w:name="conclusiones"/>
+    <w:p>
+      <w:pPr>
+        <w:pStyle w:val="Heading2"/>
+      </w:pPr>
+      <w:r>
+        <w:t xml:space="preserve">7. Conclusiones</w:t>
+      </w:r>
+    </w:p>
+    <w:p>
+      <w:pPr>
+        <w:numPr>
+          <w:ilvl w:val="0"/>
+          <w:numId w:val="1005"/>
+        </w:numPr>
+        <w:pStyle w:val="Compact"/>
+      </w:pPr>
+      <w:r>
+        <w:t xml:space="preserve">El problema de Lúmina no es solo técnico. También es</w:t>
+      </w:r>
+      <w:r>
+        <w:t xml:space="preserve"> </w:t>
+      </w:r>
+      <w:r>
+        <w:rPr>
+          <w:bCs/>
+          <w:b/>
+        </w:rPr>
+        <w:t xml:space="preserve">de proceso y de comunicación</w:t>
+      </w:r>
+      <w:r>
+        <w:t xml:space="preserve">: los datos de mala calidad, el trabajo sin estándares y los reportes difíciles de interpretar se refuerzan entre sí y producen pronósticos poco confiables.</w:t>
+      </w:r>
+    </w:p>
+    <w:p>
+      <w:pPr>
+        <w:numPr>
+          <w:ilvl w:val="0"/>
+          <w:numId w:val="1005"/>
+        </w:numPr>
+        <w:pStyle w:val="Compact"/>
+      </w:pPr>
+      <w:r>
+        <w:t xml:space="preserve">Un framework modular en Python responde a la pregunta detonante porque estandariza el flujo, hace reproducibles y trazables los resultados, y traduce el análisis técnico a información útil para decidir.</w:t>
+      </w:r>
+    </w:p>
+    <w:p>
+      <w:pPr>
+        <w:numPr>
+          <w:ilvl w:val="0"/>
+          <w:numId w:val="1005"/>
+        </w:numPr>
+        <w:pStyle w:val="Compact"/>
+      </w:pPr>
+      <w:r>
+        <w:t xml:space="preserve">La problemática delimitada, el pronóstico de demanda por producto y sucursal, se puede atender de forma progresiva en las siguientes etapas del proyecto: limpieza, visualización, preprocesamiento, modelado y evaluación.</w:t>
+      </w:r>
+    </w:p>
+    <w:bookmarkEnd w:id="42"/>
+    <w:bookmarkStart w:id="43" w:name="nota-metodológica"/>
+    <w:p>
+      <w:pPr>
+        <w:pStyle w:val="Heading2"/>
+      </w:pPr>
+      <w:r>
+        <w:t xml:space="preserve">8. Nota metodológica</w:t>
+      </w:r>
+    </w:p>
+    <w:p>
+      <w:pPr>
+        <w:pStyle w:val="FirstParagraph"/>
+      </w:pPr>
+      <w:r>
+        <w:rPr>
+          <w:iCs/>
+          <w:i/>
+        </w:rPr>
+        <w:t xml:space="preserve">[Revisa y ajusta esta nota para que refleje con exactitud cómo hiciste tu trabajo.]</w:t>
+      </w:r>
+    </w:p>
+    <w:p>
+      <w:pPr>
+        <w:pStyle w:val="BodyText"/>
+      </w:pPr>
+      <w:r>
+        <w:t xml:space="preserve">Para elaborar este avance utilicé las siguientes herramientas digitales:</w:t>
       </w:r>
     </w:p>
     <w:p>
@@ -1650,39 +3196,13 @@
           <w:bCs/>
           <w:b/>
         </w:rPr>
-        <w:t xml:space="preserve">Modelos supervisados</w:t>
-      </w:r>
-      <w:r>
-        <w:t xml:space="preserve"> </w:t>
-      </w:r>
-      <w:r>
-        <w:t xml:space="preserve">para pronosticar la demanda por producto, categoría o sucursal, comparando alternativas como la regresión lineal, los árboles de decisión y</w:t>
-      </w:r>
-      <w:r>
-        <w:t xml:space="preserve"> </w:t>
-      </w:r>
-      <w:r>
-        <w:rPr>
-          <w:iCs/>
-          <w:i/>
-        </w:rPr>
-        <w:t xml:space="preserve">random forest</w:t>
-      </w:r>
-      <w:r>
-        <w:t xml:space="preserve"> </w:t>
-      </w:r>
-      <w:r>
-        <w:t xml:space="preserve">contra un modelo de referencia (</w:t>
-      </w:r>
-      <w:r>
-        <w:rPr>
-          <w:iCs/>
-          <w:i/>
-        </w:rPr>
-        <w:t xml:space="preserve">baseline</w:t>
-      </w:r>
-      <w:r>
-        <w:t xml:space="preserve">).</w:t>
+        <w:t xml:space="preserve">Plaud</w:t>
+      </w:r>
+      <w:r>
+        <w:t xml:space="preserve"> </w:t>
+      </w:r>
+      <w:r>
+        <w:t xml:space="preserve">(grabadora con transcripción automática): grabé la lectura del caso y la descripción de la actividad para obtener una transcripción y un resumen que me ayudaran a revisar el contenido.</w:t>
       </w:r>
     </w:p>
     <w:p>
@@ -1698,26 +3218,13 @@
           <w:bCs/>
           <w:b/>
         </w:rPr>
-        <w:t xml:space="preserve">Modelos no supervisados</w:t>
-      </w:r>
-      <w:r>
-        <w:t xml:space="preserve"> </w:t>
-      </w:r>
-      <w:r>
-        <w:t xml:space="preserve">para segmentar clientes y productos (por ejemplo, con</w:t>
-      </w:r>
-      <w:r>
-        <w:t xml:space="preserve"> </w:t>
-      </w:r>
-      <w:r>
-        <w:rPr>
-          <w:iCs/>
-          <w:i/>
-        </w:rPr>
-        <w:t xml:space="preserve">k-means</w:t>
-      </w:r>
-      <w:r>
-        <w:t xml:space="preserve">), lo que responde a la pregunta de Boreal sobre qué segmentos atender.</w:t>
+        <w:t xml:space="preserve">Claude</w:t>
+      </w:r>
+      <w:r>
+        <w:t xml:space="preserve"> </w:t>
+      </w:r>
+      <w:r>
+        <w:t xml:space="preserve">(asistente de inteligencia artificial de Anthropic): lo usé para organizar ideas, proponer una estructura para el documento, apoyar la redacción de borradores, elaborar el diagrama de causa-efecto y dar formato al documento en Word.</w:t>
       </w:r>
     </w:p>
     <w:p>
@@ -1733,58 +3240,10 @@
           <w:bCs/>
           <w:b/>
         </w:rPr>
-        <w:t xml:space="preserve">Validación estadística rigurosa</w:t>
-      </w:r>
-      <w:r>
-        <w:t xml:space="preserve"> </w:t>
-      </w:r>
-      <w:r>
-        <w:t xml:space="preserve">con validación cruzada, conjuntos de prueba independientes y métricas adecuadas, para evitar el sobreajuste y justificar cada decisión técnica con evidencia.</w:t>
-      </w:r>
-    </w:p>
-    <w:p>
-      <w:pPr>
-        <w:numPr>
-          <w:ilvl w:val="0"/>
-          <w:numId w:val="1006"/>
-        </w:numPr>
-        <w:pStyle w:val="Compact"/>
-      </w:pPr>
-      <w:r>
-        <w:rPr>
-          <w:bCs/>
-          <w:b/>
-        </w:rPr>
-        <w:t xml:space="preserve">Comunicación orientada a decisiones:</w:t>
-      </w:r>
-      <w:r>
-        <w:t xml:space="preserve"> </w:t>
-      </w:r>
-      <w:r>
-        <w:t xml:space="preserve">traducir las métricas a consecuencias de negocio, como unidades de sobreinventario evitadas o productos que conviene priorizar (Provost y Fawcett, 2013).</w:t>
-      </w:r>
-    </w:p>
-    <w:bookmarkEnd w:id="29"/>
-    <w:bookmarkEnd w:id="30"/>
-    <w:bookmarkStart w:id="31" w:name="X27998b4075cb80b1c0c3de75d533b67dac61f62"/>
-    <w:p>
-      <w:pPr>
-        <w:pStyle w:val="Heading2"/>
-      </w:pPr>
-      <w:r>
-        <w:t xml:space="preserve">6. Respuesta inicial a la pregunta detonante</w:t>
-      </w:r>
-    </w:p>
-    <w:p>
-      <w:pPr>
-        <w:pStyle w:val="BlockText"/>
-      </w:pPr>
-      <w:r>
-        <w:rPr>
-          <w:bCs/>
-          <w:b/>
-        </w:rPr>
-        <w:t xml:space="preserve">¿Cómo puede un framework modular de machine learning en Python transformar datos empresariales desordenados en análisis predictivos confiables para apoyar decisiones estratégicas?</w:t>
+        <w:t xml:space="preserve">Microsoft Word</w:t>
+      </w:r>
+      <w:r>
+        <w:t xml:space="preserve">: para la revisión final y la entrega.</w:t>
       </w:r>
     </w:p>
     <w:p>
@@ -1792,7 +3251,7 @@
         <w:pStyle w:val="FirstParagraph"/>
       </w:pPr>
       <w:r>
-        <w:t xml:space="preserve">Un</w:t>
+        <w:t xml:space="preserve">Elaboré directamente:</w:t>
       </w:r>
       <w:r>
         <w:t xml:space="preserve"> </w:t>
@@ -1802,13 +3261,28 @@
           <w:iCs/>
           <w:i/>
         </w:rPr>
-        <w:t xml:space="preserve">framework</w:t>
-      </w:r>
-      <w:r>
-        <w:t xml:space="preserve"> </w:t>
-      </w:r>
-      <w:r>
-        <w:t xml:space="preserve">modular de</w:t>
+        <w:t xml:space="preserve">[describe con precisión lo que hiciste tú; por ejemplo, la selección del caso, la lectura y el análisis del caso, la revisión y corrección de cada sección, las decisiones del registro, la reflexión personal y la validación final del contenido]</w:t>
+      </w:r>
+      <w:r>
+        <w:t xml:space="preserve">.</w:t>
+      </w:r>
+    </w:p>
+    <w:bookmarkEnd w:id="43"/>
+    <w:bookmarkStart w:id="44" w:name="referencias"/>
+    <w:p>
+      <w:pPr>
+        <w:pStyle w:val="Heading2"/>
+      </w:pPr>
+      <w:r>
+        <w:t xml:space="preserve">Referencias</w:t>
+      </w:r>
+    </w:p>
+    <w:p>
+      <w:pPr>
+        <w:pStyle w:val="FirstParagraph"/>
+      </w:pPr>
+      <w:r>
+        <w:t xml:space="preserve">Davenport, T. H., y Harris, J. G. (2017).</w:t>
       </w:r>
       <w:r>
         <w:t xml:space="preserve"> </w:t>
@@ -1818,109 +3292,21 @@
           <w:iCs/>
           <w:i/>
         </w:rPr>
-        <w:t xml:space="preserve">machine learning</w:t>
-      </w:r>
-      <w:r>
-        <w:t xml:space="preserve"> </w:t>
-      </w:r>
-      <w:r>
-        <w:t xml:space="preserve">en Python logra esa transformación de cuatro maneras.</w:t>
-      </w:r>
-    </w:p>
-    <w:p>
-      <w:pPr>
-        <w:numPr>
-          <w:ilvl w:val="0"/>
-          <w:numId w:val="1007"/>
-        </w:numPr>
-        <w:pStyle w:val="Compact"/>
-      </w:pPr>
-      <w:r>
-        <w:rPr>
-          <w:bCs/>
-          <w:b/>
-        </w:rPr>
-        <w:t xml:space="preserve">Estandariza la calidad de los datos desde el inicio.</w:t>
-      </w:r>
-      <w:r>
-        <w:t xml:space="preserve"> </w:t>
-      </w:r>
-      <w:r>
-        <w:t xml:space="preserve">Los módulos de carga y limpieza aplican las mismas reglas cada vez: unifican formatos y nombres de columnas y tratan los faltantes, duplicados y valores atípicos. Así los datos desordenados se vuelven una base confiable y comparable entre proyectos.</w:t>
-      </w:r>
-    </w:p>
-    <w:p>
-      <w:pPr>
-        <w:numPr>
-          <w:ilvl w:val="0"/>
-          <w:numId w:val="1007"/>
-        </w:numPr>
-        <w:pStyle w:val="Compact"/>
-      </w:pPr>
-      <w:r>
-        <w:rPr>
-          <w:bCs/>
-          <w:b/>
-        </w:rPr>
-        <w:t xml:space="preserve">Hace reproducible y verificable el análisis.</w:t>
-      </w:r>
-      <w:r>
-        <w:t xml:space="preserve"> </w:t>
-      </w:r>
-      <w:r>
-        <w:t xml:space="preserve">Las funciones y clases reutilizables sustituyen a los scripts individuales. Cualquier analista puede repetir el mismo flujo y obtener los mismos resultados, y cada transformación y decisión queda documentada.</w:t>
-      </w:r>
-    </w:p>
-    <w:p>
-      <w:pPr>
-        <w:numPr>
-          <w:ilvl w:val="0"/>
-          <w:numId w:val="1007"/>
-        </w:numPr>
-        <w:pStyle w:val="Compact"/>
-      </w:pPr>
-      <w:r>
-        <w:rPr>
-          <w:bCs/>
-          <w:b/>
-        </w:rPr>
-        <w:t xml:space="preserve">Da rigor estadístico al modelado.</w:t>
-      </w:r>
-      <w:r>
-        <w:t xml:space="preserve"> </w:t>
-      </w:r>
-      <w:r>
-        <w:t xml:space="preserve">La evaluación comparativa y la validación cruzada permiten elegir modelos por evidencia y no por intuición. También muestran si un modelo generaliza a datos nuevos, que es justo el problema que hoy tiene Lumina.</w:t>
-      </w:r>
-    </w:p>
-    <w:p>
-      <w:pPr>
-        <w:numPr>
-          <w:ilvl w:val="0"/>
-          <w:numId w:val="1007"/>
-        </w:numPr>
-        <w:pStyle w:val="Compact"/>
-      </w:pPr>
-      <w:r>
-        <w:rPr>
-          <w:bCs/>
-          <w:b/>
-        </w:rPr>
-        <w:t xml:space="preserve">Conecta los resultados técnicos con las decisiones de negocio.</w:t>
-      </w:r>
-      <w:r>
-        <w:t xml:space="preserve"> </w:t>
-      </w:r>
-      <w:r>
-        <w:t xml:space="preserve">Un módulo de reportes con visualizaciones estandarizadas traduce las métricas y predicciones a información útil para Boreal: qué productos priorizar, qué segmentos atender y cuánto inventario planear.</w:t>
-      </w:r>
-    </w:p>
-    <w:p>
-      <w:pPr>
-        <w:pStyle w:val="FirstParagraph"/>
-      </w:pPr>
-      <w:r>
-        <w:t xml:space="preserve">El valor del</w:t>
+        <w:t xml:space="preserve">Competing on analytics: The new science of winning</w:t>
+      </w:r>
+      <w:r>
+        <w:t xml:space="preserve"> </w:t>
+      </w:r>
+      <w:r>
+        <w:t xml:space="preserve">(ed. actualizada). Harvard Business Review Press.</w:t>
+      </w:r>
+    </w:p>
+    <w:p>
+      <w:pPr>
+        <w:pStyle w:val="BodyText"/>
+      </w:pPr>
+      <w:r>
+        <w:t xml:space="preserve">Hunter, J. D. (2007). Matplotlib: A 2D graphics environment.</w:t>
       </w:r>
       <w:r>
         <w:t xml:space="preserve"> </w:t>
@@ -1930,131 +3316,18 @@
           <w:iCs/>
           <w:i/>
         </w:rPr>
-        <w:t xml:space="preserve">framework</w:t>
-      </w:r>
-      <w:r>
-        <w:t xml:space="preserve"> </w:t>
-      </w:r>
-      <w:r>
-        <w:t xml:space="preserve">no está en prometer predicciones perfectas. Está en</w:t>
-      </w:r>
-      <w:r>
-        <w:t xml:space="preserve"> </w:t>
-      </w:r>
-      <w:r>
-        <w:rPr>
-          <w:bCs/>
-          <w:b/>
-        </w:rPr>
-        <w:t xml:space="preserve">reducir la improvisación, asegurar la trazabilidad y dar a las decisiones un respaldo técnico</w:t>
-      </w:r>
-      <w:r>
-        <w:t xml:space="preserve"> </w:t>
-      </w:r>
-      <w:r>
-        <w:t xml:space="preserve">que el cliente pueda entender y en el que pueda confiar. Si Lumina consigue equilibrar la precisión técnica, la claridad del diseño y la utilidad para el negocio, podrá recuperar la confianza de Red Comercial Boreal y dar el salto de la analítica descriptiva a la predictiva.</w:t>
-      </w:r>
-    </w:p>
-    <w:bookmarkEnd w:id="31"/>
-    <w:bookmarkStart w:id="32" w:name="conclusiones"/>
-    <w:p>
-      <w:pPr>
-        <w:pStyle w:val="Heading2"/>
-      </w:pPr>
-      <w:r>
-        <w:t xml:space="preserve">7. Conclusiones</w:t>
-      </w:r>
-    </w:p>
-    <w:p>
-      <w:pPr>
-        <w:numPr>
-          <w:ilvl w:val="0"/>
-          <w:numId w:val="1008"/>
-        </w:numPr>
-        <w:pStyle w:val="Compact"/>
-      </w:pPr>
-      <w:r>
-        <w:t xml:space="preserve">El problema de Lumina no es solo técnico. También es de</w:t>
-      </w:r>
-      <w:r>
-        <w:t xml:space="preserve"> </w:t>
-      </w:r>
-      <w:r>
-        <w:rPr>
-          <w:bCs/>
-          <w:b/>
-        </w:rPr>
-        <w:t xml:space="preserve">procesos y de comunicación</w:t>
-      </w:r>
-      <w:r>
-        <w:t xml:space="preserve">: los datos de mala calidad, el trabajo sin estándares y los reportes difíciles de interpretar se refuerzan entre sí y producen pronósticos poco confiables.</w:t>
-      </w:r>
-    </w:p>
-    <w:p>
-      <w:pPr>
-        <w:numPr>
-          <w:ilvl w:val="0"/>
-          <w:numId w:val="1008"/>
-        </w:numPr>
-        <w:pStyle w:val="Compact"/>
-      </w:pPr>
-      <w:r>
-        <w:t xml:space="preserve">La necesidad más urgente es</w:t>
-      </w:r>
-      <w:r>
-        <w:t xml:space="preserve"> </w:t>
-      </w:r>
-      <w:r>
-        <w:rPr>
-          <w:bCs/>
-          <w:b/>
-        </w:rPr>
-        <w:t xml:space="preserve">estandarizar el flujo analítico completo</w:t>
-      </w:r>
-      <w:r>
-        <w:t xml:space="preserve">, no simplemente buscar un modelo más complejo.</w:t>
-      </w:r>
-    </w:p>
-    <w:p>
-      <w:pPr>
-        <w:numPr>
-          <w:ilvl w:val="0"/>
-          <w:numId w:val="1008"/>
-        </w:numPr>
-        <w:pStyle w:val="Compact"/>
-      </w:pPr>
-      <w:r>
-        <w:t xml:space="preserve">Python y su ecosistema (pandas, Matplotlib, Seaborn, scikit-learn) son una base madura y adecuada para construir una librería modular, reutilizable y verificable.</w:t>
-      </w:r>
-    </w:p>
-    <w:p>
-      <w:pPr>
-        <w:numPr>
-          <w:ilvl w:val="0"/>
-          <w:numId w:val="1008"/>
-        </w:numPr>
-        <w:pStyle w:val="Compact"/>
-      </w:pPr>
-      <w:r>
-        <w:t xml:space="preserve">Las siguientes etapas del proyecto deberán diseñar la arquitectura de la librería, implementar sus módulos y probarlos con datos representativos del caso.</w:t>
-      </w:r>
-    </w:p>
-    <w:bookmarkEnd w:id="32"/>
-    <w:bookmarkStart w:id="33" w:name="referencias"/>
-    <w:p>
-      <w:pPr>
-        <w:pStyle w:val="Heading2"/>
-      </w:pPr>
-      <w:r>
-        <w:t xml:space="preserve">Referencias</w:t>
-      </w:r>
-    </w:p>
-    <w:p>
-      <w:pPr>
-        <w:pStyle w:val="FirstParagraph"/>
-      </w:pPr>
-      <w:r>
-        <w:t xml:space="preserve">Davenport, T. H., y Harris, J. G. (2017).</w:t>
+        <w:t xml:space="preserve">Computing in Science &amp; Engineering, 9</w:t>
+      </w:r>
+      <w:r>
+        <w:t xml:space="preserve">(3), 90–95. https://doi.org/10.1109/MCSE.2007.55</w:t>
+      </w:r>
+    </w:p>
+    <w:p>
+      <w:pPr>
+        <w:pStyle w:val="BodyText"/>
+      </w:pPr>
+      <w:r>
+        <w:t xml:space="preserve">McKinney, W. (2022).</w:t>
       </w:r>
       <w:r>
         <w:t xml:space="preserve"> </w:t>
@@ -2064,13 +3337,13 @@
           <w:iCs/>
           <w:i/>
         </w:rPr>
-        <w:t xml:space="preserve">Competing on analytics: The new science of winning</w:t>
-      </w:r>
-      <w:r>
-        <w:t xml:space="preserve"> </w:t>
-      </w:r>
-      <w:r>
-        <w:t xml:space="preserve">(ed. actualizada). Harvard Business Review Press.</w:t>
+        <w:t xml:space="preserve">Python for data analysis: Data wrangling with pandas, NumPy, and Jupyter</w:t>
+      </w:r>
+      <w:r>
+        <w:t xml:space="preserve"> </w:t>
+      </w:r>
+      <w:r>
+        <w:t xml:space="preserve">(3.ª ed.). O’Reilly Media.</w:t>
       </w:r>
     </w:p>
     <w:p>
@@ -2078,7 +3351,7 @@
         <w:pStyle w:val="BodyText"/>
       </w:pPr>
       <w:r>
-        <w:t xml:space="preserve">Hunter, J. D. (2007). Matplotlib: A 2D graphics environment.</w:t>
+        <w:t xml:space="preserve">Pedregosa, F., Varoquaux, G., Gramfort, A., Michel, V., Thirion, B., Grisel, O., Blondel, M., Prettenhofer, P., Weiss, R., Dubourg, V., Vanderplas, J., Passos, A., Cournapeau, D., Brucher, M., Perrot, M., y Duchesnay, É. (2011). Scikit-learn: Machine learning in Python.</w:t>
       </w:r>
       <w:r>
         <w:t xml:space="preserve"> </w:t>
@@ -2088,10 +3361,10 @@
           <w:iCs/>
           <w:i/>
         </w:rPr>
-        <w:t xml:space="preserve">Computing in Science &amp; Engineering, 9</w:t>
-      </w:r>
-      <w:r>
-        <w:t xml:space="preserve">(3), 90–95. https://doi.org/10.1109/MCSE.2007.55</w:t>
+        <w:t xml:space="preserve">Journal of Machine Learning Research, 12</w:t>
+      </w:r>
+      <w:r>
+        <w:t xml:space="preserve">, 2825–2830.</w:t>
       </w:r>
     </w:p>
     <w:p>
@@ -2099,7 +3372,7 @@
         <w:pStyle w:val="BodyText"/>
       </w:pPr>
       <w:r>
-        <w:t xml:space="preserve">McKinney, W. (2022).</w:t>
+        <w:t xml:space="preserve">Provost, F., y Fawcett, T. (2013).</w:t>
       </w:r>
       <w:r>
         <w:t xml:space="preserve"> </w:t>
@@ -2109,13 +3382,10 @@
           <w:iCs/>
           <w:i/>
         </w:rPr>
-        <w:t xml:space="preserve">Python for data analysis: Data wrangling with pandas, NumPy, and Jupyter</w:t>
-      </w:r>
-      <w:r>
-        <w:t xml:space="preserve"> </w:t>
-      </w:r>
-      <w:r>
-        <w:t xml:space="preserve">(3.ª ed.). O’Reilly Media.</w:t>
+        <w:t xml:space="preserve">Data science for business: What you need to know about data mining and data-analytic thinking</w:t>
+      </w:r>
+      <w:r>
+        <w:t xml:space="preserve">. O’Reilly Media.</w:t>
       </w:r>
     </w:p>
     <w:p>
@@ -2123,7 +3393,7 @@
         <w:pStyle w:val="BodyText"/>
       </w:pPr>
       <w:r>
-        <w:t xml:space="preserve">Pedregosa, F., Varoquaux, G., Gramfort, A., Michel, V., Thirion, B., Grisel, O., Blondel, M., Prettenhofer, P., Weiss, R., Dubourg, V., Vanderplas, J., Passos, A., Cournapeau, D., Brucher, M., Perrot, M., y Duchesnay, É. (2011). Scikit-learn: Machine learning in Python.</w:t>
+        <w:t xml:space="preserve">Universidad Tecmilenio. (s. f.).</w:t>
       </w:r>
       <w:r>
         <w:t xml:space="preserve"> </w:t>
@@ -2133,10 +3403,13 @@
           <w:iCs/>
           <w:i/>
         </w:rPr>
-        <w:t xml:space="preserve">Journal of Machine Learning Research, 12</w:t>
-      </w:r>
-      <w:r>
-        <w:t xml:space="preserve">, 2825–2830.</w:t>
+        <w:t xml:space="preserve">Predicciones bajo presión: El desafío analítico de Lúmina Datos Operativos</w:t>
+      </w:r>
+      <w:r>
+        <w:t xml:space="preserve"> </w:t>
+      </w:r>
+      <w:r>
+        <w:t xml:space="preserve">[Caso práctico]. Enseñanza e Investigación Superior, A. C.</w:t>
       </w:r>
     </w:p>
     <w:p>
@@ -2144,7 +3417,7 @@
         <w:pStyle w:val="BodyText"/>
       </w:pPr>
       <w:r>
-        <w:t xml:space="preserve">Provost, F., y Fawcett, T. (2013).</w:t>
+        <w:t xml:space="preserve">Waskom, M. L. (2021). seaborn: Statistical data visualization.</w:t>
       </w:r>
       <w:r>
         <w:t xml:space="preserve"> </w:t>
@@ -2154,34 +3427,13 @@
           <w:iCs/>
           <w:i/>
         </w:rPr>
-        <w:t xml:space="preserve">Data science for business: What you need to know about data mining and data-analytic thinking</w:t>
-      </w:r>
-      <w:r>
-        <w:t xml:space="preserve">. O’Reilly Media.</w:t>
-      </w:r>
-    </w:p>
-    <w:p>
-      <w:pPr>
-        <w:pStyle w:val="BodyText"/>
-      </w:pPr>
-      <w:r>
-        <w:t xml:space="preserve">Waskom, M. L. (2021). seaborn: Statistical data visualization.</w:t>
-      </w:r>
-      <w:r>
-        <w:t xml:space="preserve"> </w:t>
-      </w:r>
-      <w:r>
-        <w:rPr>
-          <w:iCs/>
-          <w:i/>
-        </w:rPr>
         <w:t xml:space="preserve">Journal of Open Source Software, 6</w:t>
       </w:r>
       <w:r>
         <w:t xml:space="preserve">(60), 3021. https://doi.org/10.21105/joss.03021</w:t>
       </w:r>
     </w:p>
-    <w:bookmarkEnd w:id="33"/>
+    <w:bookmarkEnd w:id="44"/>
     <w:sectPr/>
   </w:body>
 </w:document>
@@ -2288,6 +3540,82 @@
       </w:pPr>
     </w:lvl>
   </w:abstractNum>
+  <w:abstractNum w:abstractNumId="991">
+    <w:nsid w:val="A991"/>
+    <w:multiLevelType w:val="multilevel"/>
+    <w:lvl w:ilvl="0">
+      <w:numFmt w:val="bullet"/>
+      <w:lvlText w:val="•"/>
+      <w:lvlJc w:val="left"/>
+      <w:pPr>
+        <w:ind w:left="720" w:hanging="480"/>
+      </w:pPr>
+    </w:lvl>
+    <w:lvl w:ilvl="1">
+      <w:numFmt w:val="bullet"/>
+      <w:lvlText w:val="–"/>
+      <w:lvlJc w:val="left"/>
+      <w:pPr>
+        <w:ind w:left="1440" w:hanging="480"/>
+      </w:pPr>
+    </w:lvl>
+    <w:lvl w:ilvl="2">
+      <w:numFmt w:val="bullet"/>
+      <w:lvlText w:val="•"/>
+      <w:lvlJc w:val="left"/>
+      <w:pPr>
+        <w:ind w:left="2160" w:hanging="480"/>
+      </w:pPr>
+    </w:lvl>
+    <w:lvl w:ilvl="3">
+      <w:numFmt w:val="bullet"/>
+      <w:lvlText w:val="–"/>
+      <w:lvlJc w:val="left"/>
+      <w:pPr>
+        <w:ind w:left="2880" w:hanging="480"/>
+      </w:pPr>
+    </w:lvl>
+    <w:lvl w:ilvl="4">
+      <w:numFmt w:val="bullet"/>
+      <w:lvlText w:val="•"/>
+      <w:lvlJc w:val="left"/>
+      <w:pPr>
+        <w:ind w:left="3600" w:hanging="480"/>
+      </w:pPr>
+    </w:lvl>
+    <w:lvl w:ilvl="5">
+      <w:numFmt w:val="bullet"/>
+      <w:lvlText w:val="–"/>
+      <w:lvlJc w:val="left"/>
+      <w:pPr>
+        <w:ind w:left="4320" w:hanging="480"/>
+      </w:pPr>
+    </w:lvl>
+    <w:lvl w:ilvl="6">
+      <w:numFmt w:val="bullet"/>
+      <w:lvlText w:val="•"/>
+      <w:lvlJc w:val="left"/>
+      <w:pPr>
+        <w:ind w:left="5040" w:hanging="480"/>
+      </w:pPr>
+    </w:lvl>
+    <w:lvl w:ilvl="7">
+      <w:numFmt w:val="bullet"/>
+      <w:lvlText w:val="–"/>
+      <w:lvlJc w:val="left"/>
+      <w:pPr>
+        <w:ind w:left="5760" w:hanging="480"/>
+      </w:pPr>
+    </w:lvl>
+    <w:lvl w:ilvl="8">
+      <w:numFmt w:val="bullet"/>
+      <w:lvlText w:val="•"/>
+      <w:lvlJc w:val="left"/>
+      <w:pPr>
+        <w:ind w:left="6480" w:hanging="480"/>
+      </w:pPr>
+    </w:lvl>
+  </w:abstractNum>
   <w:abstractNum w:abstractNumId="99411">
     <w:nsid w:val="A99411"/>
     <w:multiLevelType w:val="multilevel"/>
@@ -2373,86 +3701,13 @@
       </w:pPr>
     </w:lvl>
   </w:abstractNum>
-  <w:abstractNum w:abstractNumId="991">
-    <w:nsid w:val="A991"/>
-    <w:multiLevelType w:val="multilevel"/>
-    <w:lvl w:ilvl="0">
-      <w:numFmt w:val="bullet"/>
-      <w:lvlText w:val="•"/>
-      <w:lvlJc w:val="left"/>
-      <w:pPr>
-        <w:ind w:left="720" w:hanging="480"/>
-      </w:pPr>
-    </w:lvl>
-    <w:lvl w:ilvl="1">
-      <w:numFmt w:val="bullet"/>
-      <w:lvlText w:val="–"/>
-      <w:lvlJc w:val="left"/>
-      <w:pPr>
-        <w:ind w:left="1440" w:hanging="480"/>
-      </w:pPr>
-    </w:lvl>
-    <w:lvl w:ilvl="2">
-      <w:numFmt w:val="bullet"/>
-      <w:lvlText w:val="•"/>
-      <w:lvlJc w:val="left"/>
-      <w:pPr>
-        <w:ind w:left="2160" w:hanging="480"/>
-      </w:pPr>
-    </w:lvl>
-    <w:lvl w:ilvl="3">
-      <w:numFmt w:val="bullet"/>
-      <w:lvlText w:val="–"/>
-      <w:lvlJc w:val="left"/>
-      <w:pPr>
-        <w:ind w:left="2880" w:hanging="480"/>
-      </w:pPr>
-    </w:lvl>
-    <w:lvl w:ilvl="4">
-      <w:numFmt w:val="bullet"/>
-      <w:lvlText w:val="•"/>
-      <w:lvlJc w:val="left"/>
-      <w:pPr>
-        <w:ind w:left="3600" w:hanging="480"/>
-      </w:pPr>
-    </w:lvl>
-    <w:lvl w:ilvl="5">
-      <w:numFmt w:val="bullet"/>
-      <w:lvlText w:val="–"/>
-      <w:lvlJc w:val="left"/>
-      <w:pPr>
-        <w:ind w:left="4320" w:hanging="480"/>
-      </w:pPr>
-    </w:lvl>
-    <w:lvl w:ilvl="6">
-      <w:numFmt w:val="bullet"/>
-      <w:lvlText w:val="•"/>
-      <w:lvlJc w:val="left"/>
-      <w:pPr>
-        <w:ind w:left="5040" w:hanging="480"/>
-      </w:pPr>
-    </w:lvl>
-    <w:lvl w:ilvl="7">
-      <w:numFmt w:val="bullet"/>
-      <w:lvlText w:val="–"/>
-      <w:lvlJc w:val="left"/>
-      <w:pPr>
-        <w:ind w:left="5760" w:hanging="480"/>
-      </w:pPr>
-    </w:lvl>
-    <w:lvl w:ilvl="8">
-      <w:numFmt w:val="bullet"/>
-      <w:lvlText w:val="•"/>
-      <w:lvlJc w:val="left"/>
-      <w:pPr>
-        <w:ind w:left="6480" w:hanging="480"/>
-      </w:pPr>
-    </w:lvl>
-  </w:abstractNum>
   <w:num w:numId="1000">
     <w:abstractNumId w:val="990"/>
   </w:num>
   <w:num w:numId="1001">
+    <w:abstractNumId w:val="991"/>
+  </w:num>
+  <w:num w:numId="1002">
     <w:abstractNumId w:val="99411"/>
     <w:lvlOverride w:ilvl="0">
       <w:startOverride w:val="1"/>
@@ -2482,9 +3737,6 @@
       <w:startOverride w:val="1"/>
     </w:lvlOverride>
   </w:num>
-  <w:num w:numId="1002">
-    <w:abstractNumId w:val="991"/>
-  </w:num>
   <w:num w:numId="1003">
     <w:abstractNumId w:val="991"/>
   </w:num>
@@ -2495,39 +3747,6 @@
     <w:abstractNumId w:val="991"/>
   </w:num>
   <w:num w:numId="1006">
-    <w:abstractNumId w:val="991"/>
-  </w:num>
-  <w:num w:numId="1007">
-    <w:abstractNumId w:val="99411"/>
-    <w:lvlOverride w:ilvl="0">
-      <w:startOverride w:val="1"/>
-    </w:lvlOverride>
-    <w:lvlOverride w:ilvl="1">
-      <w:startOverride w:val="1"/>
-    </w:lvlOverride>
-    <w:lvlOverride w:ilvl="2">
-      <w:startOverride w:val="1"/>
-    </w:lvlOverride>
-    <w:lvlOverride w:ilvl="3">
-      <w:startOverride w:val="1"/>
-    </w:lvlOverride>
-    <w:lvlOverride w:ilvl="4">
-      <w:startOverride w:val="1"/>
-    </w:lvlOverride>
-    <w:lvlOverride w:ilvl="5">
-      <w:startOverride w:val="1"/>
-    </w:lvlOverride>
-    <w:lvlOverride w:ilvl="6">
-      <w:startOverride w:val="1"/>
-    </w:lvlOverride>
-    <w:lvlOverride w:ilvl="7">
-      <w:startOverride w:val="1"/>
-    </w:lvlOverride>
-    <w:lvlOverride w:ilvl="8">
-      <w:startOverride w:val="1"/>
-    </w:lvlOverride>
-  </w:num>
-  <w:num w:numId="1008">
     <w:abstractNumId w:val="991"/>
   </w:num>
 </w:numbering>

--- a/actividad-1-diagnostico/Actividad1_Diagnostico_Sashida_Kenji.docx
+++ b/actividad-1-diagnostico/Actividad1_Diagnostico_Sashida_Kenji.docx
@@ -108,7 +108,7 @@
         <w:rPr>
           <w:sz w:val="24"/>
         </w:rPr>
-        <w:t xml:space="preserve">Fecha de entrega: [Fecha de entrega]</w:t>
+        <w:t xml:space="preserve">Fecha de entrega: 25 de octubre de 2026</w:t>
       </w:r>
     </w:p>
     <w:p>
